--- a/docs/03-优化分析文档.docx
+++ b/docs/03-优化分析文档.docx
@@ -12,6 +12,7 @@
           <w:rFonts w:ascii="Microsoft YaHei" w:cs="Microsoft YaHei" w:eastAsia="Microsoft YaHei" w:hAnsi="Microsoft YaHei"/>
           <w:b/>
           <w:bCs/>
+          <w:color w:val="1F4E79"/>
           <w:sz w:val="36"/>
           <w:szCs w:val="36"/>
         </w:rPr>
@@ -28,6 +29,7 @@
           <w:rFonts w:ascii="Microsoft YaHei" w:cs="Microsoft YaHei" w:eastAsia="Microsoft YaHei" w:hAnsi="Microsoft YaHei"/>
           <w:b/>
           <w:bCs/>
+          <w:color w:val="2E75B6"/>
           <w:sz w:val="28"/>
           <w:szCs w:val="28"/>
         </w:rPr>
@@ -51,15 +53,15 @@
     </w:p>
     <w:p>
       <w:pPr>
-        <w:spacing w:after="120" w:before="120"/>
+        <w:spacing w:after="40" w:before="120"/>
         <w:jc w:val="center"/>
       </w:pPr>
       <w:r>
         <w:drawing>
           <wp:inline distT="0" distB="0" distL="0" distR="0">
-            <wp:extent cx="4953000" cy="3219450"/>
+            <wp:extent cx="5334000" cy="3467100"/>
             <wp:effectExtent t="0" r="0" b="0" l="0"/>
-            <wp:docPr id="1" name="mermaid_2.png" descr="Mermaid diagram" title="mermaid_2.png"/>
+            <wp:docPr id="1" name="" descr="" title=""/>
             <wp:cNvGraphicFramePr>
               <a:graphicFrameLocks xmlns:a="http://schemas.openxmlformats.org/drawingml/2006/main" noChangeAspect="1"/>
             </wp:cNvGraphicFramePr>
@@ -82,7 +84,7 @@
                   <pic:spPr bwMode="auto">
                     <a:xfrm>
                       <a:off x="0" y="0"/>
-                      <a:ext cx="4953000" cy="3219450"/>
+                      <a:ext cx="5334000" cy="3467100"/>
                     </a:xfrm>
                     <a:prstGeom prst="rect">
                       <a:avLst/>
@@ -557,6 +559,7 @@
           <w:rFonts w:ascii="Microsoft YaHei" w:cs="Microsoft YaHei" w:eastAsia="Microsoft YaHei" w:hAnsi="Microsoft YaHei"/>
           <w:b/>
           <w:bCs/>
+          <w:color w:val="2E75B6"/>
           <w:sz w:val="28"/>
           <w:szCs w:val="28"/>
         </w:rPr>
@@ -597,6 +600,7 @@
           <w:rFonts w:ascii="Microsoft YaHei" w:cs="Microsoft YaHei" w:eastAsia="Microsoft YaHei" w:hAnsi="Microsoft YaHei"/>
           <w:b/>
           <w:bCs/>
+          <w:color w:val="404040"/>
           <w:sz w:val="24"/>
           <w:szCs w:val="24"/>
         </w:rPr>
@@ -1120,6 +1124,7 @@
           <w:rFonts w:ascii="Microsoft YaHei" w:cs="Microsoft YaHei" w:eastAsia="Microsoft YaHei" w:hAnsi="Microsoft YaHei"/>
           <w:b/>
           <w:bCs/>
+          <w:color w:val="404040"/>
           <w:sz w:val="24"/>
           <w:szCs w:val="24"/>
         </w:rPr>
@@ -1454,6 +1459,7 @@
           <w:rFonts w:ascii="Microsoft YaHei" w:cs="Microsoft YaHei" w:eastAsia="Microsoft YaHei" w:hAnsi="Microsoft YaHei"/>
           <w:b/>
           <w:bCs/>
+          <w:color w:val="404040"/>
           <w:sz w:val="24"/>
           <w:szCs w:val="24"/>
         </w:rPr>
@@ -2040,6 +2046,7 @@
           <w:rFonts w:ascii="Microsoft YaHei" w:cs="Microsoft YaHei" w:eastAsia="Microsoft YaHei" w:hAnsi="Microsoft YaHei"/>
           <w:b/>
           <w:bCs/>
+          <w:color w:val="404040"/>
           <w:sz w:val="24"/>
           <w:szCs w:val="24"/>
         </w:rPr>
@@ -2374,6 +2381,7 @@
           <w:rFonts w:ascii="Microsoft YaHei" w:cs="Microsoft YaHei" w:eastAsia="Microsoft YaHei" w:hAnsi="Microsoft YaHei"/>
           <w:b/>
           <w:bCs/>
+          <w:color w:val="404040"/>
           <w:sz w:val="24"/>
           <w:szCs w:val="24"/>
         </w:rPr>
@@ -2708,6 +2716,7 @@
           <w:rFonts w:ascii="Microsoft YaHei" w:cs="Microsoft YaHei" w:eastAsia="Microsoft YaHei" w:hAnsi="Microsoft YaHei"/>
           <w:b/>
           <w:bCs/>
+          <w:color w:val="404040"/>
           <w:sz w:val="24"/>
           <w:szCs w:val="24"/>
         </w:rPr>
@@ -2985,6 +2994,7 @@
           <w:rFonts w:ascii="Microsoft YaHei" w:cs="Microsoft YaHei" w:eastAsia="Microsoft YaHei" w:hAnsi="Microsoft YaHei"/>
           <w:b/>
           <w:bCs/>
+          <w:color w:val="2E75B6"/>
           <w:sz w:val="28"/>
           <w:szCs w:val="28"/>
         </w:rPr>
@@ -3025,6 +3035,7 @@
           <w:rFonts w:ascii="Microsoft YaHei" w:cs="Microsoft YaHei" w:eastAsia="Microsoft YaHei" w:hAnsi="Microsoft YaHei"/>
           <w:b/>
           <w:bCs/>
+          <w:color w:val="404040"/>
           <w:sz w:val="24"/>
           <w:szCs w:val="24"/>
         </w:rPr>
@@ -3770,6 +3781,7 @@
           <w:rFonts w:ascii="Microsoft YaHei" w:cs="Microsoft YaHei" w:eastAsia="Microsoft YaHei" w:hAnsi="Microsoft YaHei"/>
           <w:b/>
           <w:bCs/>
+          <w:color w:val="404040"/>
           <w:sz w:val="24"/>
           <w:szCs w:val="24"/>
         </w:rPr>
@@ -4278,6 +4290,7 @@
           <w:rFonts w:ascii="Microsoft YaHei" w:cs="Microsoft YaHei" w:eastAsia="Microsoft YaHei" w:hAnsi="Microsoft YaHei"/>
           <w:b/>
           <w:bCs/>
+          <w:color w:val="404040"/>
           <w:sz w:val="24"/>
           <w:szCs w:val="24"/>
         </w:rPr>
@@ -4863,6 +4876,7 @@
           <w:rFonts w:ascii="Microsoft YaHei" w:cs="Microsoft YaHei" w:eastAsia="Microsoft YaHei" w:hAnsi="Microsoft YaHei"/>
           <w:b/>
           <w:bCs/>
+          <w:color w:val="404040"/>
           <w:sz w:val="24"/>
           <w:szCs w:val="24"/>
         </w:rPr>
@@ -5158,6 +5172,7 @@
           <w:rFonts w:ascii="Microsoft YaHei" w:cs="Microsoft YaHei" w:eastAsia="Microsoft YaHei" w:hAnsi="Microsoft YaHei"/>
           <w:b/>
           <w:bCs/>
+          <w:color w:val="2E75B6"/>
           <w:sz w:val="28"/>
           <w:szCs w:val="28"/>
         </w:rPr>
@@ -5198,6 +5213,7 @@
           <w:rFonts w:ascii="Microsoft YaHei" w:cs="Microsoft YaHei" w:eastAsia="Microsoft YaHei" w:hAnsi="Microsoft YaHei"/>
           <w:b/>
           <w:bCs/>
+          <w:color w:val="404040"/>
           <w:sz w:val="24"/>
           <w:szCs w:val="24"/>
         </w:rPr>
@@ -5626,6 +5642,7 @@
           <w:rFonts w:ascii="Microsoft YaHei" w:cs="Microsoft YaHei" w:eastAsia="Microsoft YaHei" w:hAnsi="Microsoft YaHei"/>
           <w:b/>
           <w:bCs/>
+          <w:color w:val="404040"/>
           <w:sz w:val="24"/>
           <w:szCs w:val="24"/>
         </w:rPr>
@@ -5903,6 +5920,7 @@
           <w:rFonts w:ascii="Microsoft YaHei" w:cs="Microsoft YaHei" w:eastAsia="Microsoft YaHei" w:hAnsi="Microsoft YaHei"/>
           <w:b/>
           <w:bCs/>
+          <w:color w:val="404040"/>
           <w:sz w:val="24"/>
           <w:szCs w:val="24"/>
         </w:rPr>
@@ -6180,6 +6198,7 @@
           <w:rFonts w:ascii="Microsoft YaHei" w:cs="Microsoft YaHei" w:eastAsia="Microsoft YaHei" w:hAnsi="Microsoft YaHei"/>
           <w:b/>
           <w:bCs/>
+          <w:color w:val="404040"/>
           <w:sz w:val="24"/>
           <w:szCs w:val="24"/>
         </w:rPr>
@@ -6655,6 +6674,7 @@
           <w:rFonts w:ascii="Microsoft YaHei" w:cs="Microsoft YaHei" w:eastAsia="Microsoft YaHei" w:hAnsi="Microsoft YaHei"/>
           <w:b/>
           <w:bCs/>
+          <w:color w:val="404040"/>
           <w:sz w:val="24"/>
           <w:szCs w:val="24"/>
         </w:rPr>
@@ -6998,6 +7018,7 @@
           <w:rFonts w:ascii="Microsoft YaHei" w:cs="Microsoft YaHei" w:eastAsia="Microsoft YaHei" w:hAnsi="Microsoft YaHei"/>
           <w:b/>
           <w:bCs/>
+          <w:color w:val="404040"/>
           <w:sz w:val="24"/>
           <w:szCs w:val="24"/>
         </w:rPr>
@@ -7425,6 +7446,7 @@
           <w:rFonts w:ascii="Microsoft YaHei" w:cs="Microsoft YaHei" w:eastAsia="Microsoft YaHei" w:hAnsi="Microsoft YaHei"/>
           <w:b/>
           <w:bCs/>
+          <w:color w:val="2E75B6"/>
           <w:sz w:val="28"/>
           <w:szCs w:val="28"/>
         </w:rPr>
@@ -7465,6 +7487,7 @@
           <w:rFonts w:ascii="Microsoft YaHei" w:cs="Microsoft YaHei" w:eastAsia="Microsoft YaHei" w:hAnsi="Microsoft YaHei"/>
           <w:b/>
           <w:bCs/>
+          <w:color w:val="404040"/>
           <w:sz w:val="24"/>
           <w:szCs w:val="24"/>
         </w:rPr>
@@ -8205,6 +8228,7 @@
           <w:rFonts w:ascii="Microsoft YaHei" w:cs="Microsoft YaHei" w:eastAsia="Microsoft YaHei" w:hAnsi="Microsoft YaHei"/>
           <w:b/>
           <w:bCs/>
+          <w:color w:val="404040"/>
           <w:sz w:val="24"/>
           <w:szCs w:val="24"/>
         </w:rPr>
@@ -8528,6 +8552,7 @@
           <w:rFonts w:ascii="Microsoft YaHei" w:cs="Microsoft YaHei" w:eastAsia="Microsoft YaHei" w:hAnsi="Microsoft YaHei"/>
           <w:b/>
           <w:bCs/>
+          <w:color w:val="2E75B6"/>
           <w:sz w:val="28"/>
           <w:szCs w:val="28"/>
         </w:rPr>
@@ -8568,6 +8593,7 @@
           <w:rFonts w:ascii="Microsoft YaHei" w:cs="Microsoft YaHei" w:eastAsia="Microsoft YaHei" w:hAnsi="Microsoft YaHei"/>
           <w:b/>
           <w:bCs/>
+          <w:color w:val="404040"/>
           <w:sz w:val="24"/>
           <w:szCs w:val="24"/>
         </w:rPr>
@@ -9103,6 +9129,7 @@
           <w:rFonts w:ascii="Microsoft YaHei" w:cs="Microsoft YaHei" w:eastAsia="Microsoft YaHei" w:hAnsi="Microsoft YaHei"/>
           <w:b/>
           <w:bCs/>
+          <w:color w:val="404040"/>
           <w:sz w:val="24"/>
           <w:szCs w:val="24"/>
         </w:rPr>
@@ -9658,6 +9685,7 @@
           <w:rFonts w:ascii="Microsoft YaHei" w:cs="Microsoft YaHei" w:eastAsia="Microsoft YaHei" w:hAnsi="Microsoft YaHei"/>
           <w:b/>
           <w:bCs/>
+          <w:color w:val="404040"/>
           <w:sz w:val="24"/>
           <w:szCs w:val="24"/>
         </w:rPr>
@@ -9979,6 +10007,7 @@
           <w:rFonts w:ascii="Microsoft YaHei" w:cs="Microsoft YaHei" w:eastAsia="Microsoft YaHei" w:hAnsi="Microsoft YaHei"/>
           <w:b/>
           <w:bCs/>
+          <w:color w:val="2E75B6"/>
           <w:sz w:val="28"/>
           <w:szCs w:val="28"/>
         </w:rPr>
@@ -10010,6 +10039,7 @@
           <w:rFonts w:ascii="Microsoft YaHei" w:cs="Microsoft YaHei" w:eastAsia="Microsoft YaHei" w:hAnsi="Microsoft YaHei"/>
           <w:b/>
           <w:bCs/>
+          <w:color w:val="404040"/>
           <w:sz w:val="24"/>
           <w:szCs w:val="24"/>
         </w:rPr>
@@ -10018,15 +10048,15 @@
     </w:p>
     <w:p>
       <w:pPr>
-        <w:spacing w:after="120" w:before="120"/>
+        <w:spacing w:after="40" w:before="120"/>
         <w:jc w:val="center"/>
       </w:pPr>
       <w:r>
         <w:drawing>
           <wp:inline distT="0" distB="0" distL="0" distR="0">
-            <wp:extent cx="4953000" cy="3219450"/>
+            <wp:extent cx="5334000" cy="3467100"/>
             <wp:effectExtent t="0" r="0" b="0" l="0"/>
-            <wp:docPr id="1" name="mermaid_4.png" descr="Mermaid diagram" title="mermaid_4.png"/>
+            <wp:docPr id="1" name="" descr="" title=""/>
             <wp:cNvGraphicFramePr>
               <a:graphicFrameLocks xmlns:a="http://schemas.openxmlformats.org/drawingml/2006/main" noChangeAspect="1"/>
             </wp:cNvGraphicFramePr>
@@ -10049,7 +10079,7 @@
                   <pic:spPr bwMode="auto">
                     <a:xfrm>
                       <a:off x="0" y="0"/>
-                      <a:ext cx="4953000" cy="3219450"/>
+                      <a:ext cx="5334000" cy="3467100"/>
                     </a:xfrm>
                     <a:prstGeom prst="rect">
                       <a:avLst/>
@@ -10558,6 +10588,7 @@
           <w:rFonts w:ascii="Microsoft YaHei" w:cs="Microsoft YaHei" w:eastAsia="Microsoft YaHei" w:hAnsi="Microsoft YaHei"/>
           <w:b/>
           <w:bCs/>
+          <w:color w:val="404040"/>
           <w:sz w:val="24"/>
           <w:szCs w:val="24"/>
         </w:rPr>
@@ -10649,6 +10680,7 @@
           <w:rFonts w:ascii="Microsoft YaHei" w:cs="Microsoft YaHei" w:eastAsia="Microsoft YaHei" w:hAnsi="Microsoft YaHei"/>
           <w:b/>
           <w:bCs/>
+          <w:color w:val="404040"/>
           <w:sz w:val="24"/>
           <w:szCs w:val="24"/>
         </w:rPr>
@@ -11204,6 +11236,7 @@
           <w:rFonts w:ascii="Microsoft YaHei" w:cs="Microsoft YaHei" w:eastAsia="Microsoft YaHei" w:hAnsi="Microsoft YaHei"/>
           <w:b/>
           <w:bCs/>
+          <w:color w:val="2E75B6"/>
           <w:sz w:val="28"/>
           <w:szCs w:val="28"/>
         </w:rPr>
@@ -14085,6 +14118,7 @@
           <w:rFonts w:ascii="Microsoft YaHei" w:cs="Microsoft YaHei" w:eastAsia="Microsoft YaHei" w:hAnsi="Microsoft YaHei"/>
           <w:b/>
           <w:bCs/>
+          <w:color w:val="2E75B6"/>
           <w:sz w:val="28"/>
           <w:szCs w:val="28"/>
         </w:rPr>
@@ -14093,15 +14127,15 @@
     </w:p>
     <w:p>
       <w:pPr>
-        <w:spacing w:after="120" w:before="120"/>
+        <w:spacing w:after="40" w:before="120"/>
         <w:jc w:val="center"/>
       </w:pPr>
       <w:r>
         <w:drawing>
           <wp:inline distT="0" distB="0" distL="0" distR="0">
-            <wp:extent cx="4953000" cy="3219450"/>
+            <wp:extent cx="5334000" cy="3467100"/>
             <wp:effectExtent t="0" r="0" b="0" l="0"/>
-            <wp:docPr id="1" name="mermaid_3.png" descr="Mermaid diagram" title="mermaid_3.png"/>
+            <wp:docPr id="1" name="" descr="" title=""/>
             <wp:cNvGraphicFramePr>
               <a:graphicFrameLocks xmlns:a="http://schemas.openxmlformats.org/drawingml/2006/main" noChangeAspect="1"/>
             </wp:cNvGraphicFramePr>
@@ -14124,7 +14158,7 @@
                   <pic:spPr bwMode="auto">
                     <a:xfrm>
                       <a:off x="0" y="0"/>
-                      <a:ext cx="4953000" cy="3219450"/>
+                      <a:ext cx="5334000" cy="3467100"/>
                     </a:xfrm>
                     <a:prstGeom prst="rect">
                       <a:avLst/>

--- a/docs/03-优化分析文档.docx
+++ b/docs/03-优化分析文档.docx
@@ -59,9 +59,9 @@
       <w:r>
         <w:drawing>
           <wp:inline distT="0" distB="0" distL="0" distR="0">
-            <wp:extent cx="5334000" cy="3467100"/>
+            <wp:extent cx="5143500" cy="3343275"/>
             <wp:effectExtent t="0" r="0" b="0" l="0"/>
-            <wp:docPr id="1" name="" descr="" title=""/>
+            <wp:docPr id="1" name="doc03_m0.png" descr="doc03_m0.png" title="doc03_m0.png"/>
             <wp:cNvGraphicFramePr>
               <a:graphicFrameLocks xmlns:a="http://schemas.openxmlformats.org/drawingml/2006/main" noChangeAspect="1"/>
             </wp:cNvGraphicFramePr>
@@ -84,7 +84,7 @@
                   <pic:spPr bwMode="auto">
                     <a:xfrm>
                       <a:off x="0" y="0"/>
-                      <a:ext cx="5334000" cy="3467100"/>
+                      <a:ext cx="5143500" cy="3343275"/>
                     </a:xfrm>
                     <a:prstGeom prst="rect">
                       <a:avLst/>
@@ -104,12 +104,12 @@
       <w:r>
         <w:rPr>
           <w:rFonts w:ascii="Microsoft YaHei" w:cs="Microsoft YaHei" w:eastAsia="Microsoft YaHei" w:hAnsi="Microsoft YaHei"/>
-          <w:b/>
-          <w:bCs/>
+          <w:b w:val="false"/>
+          <w:bCs w:val="false"/>
           <w:sz w:val="21"/>
           <w:szCs w:val="21"/>
         </w:rPr>
-        <w:t xml:space="preserve">分支与仓库对应关系：</w:t>
+        <w:t xml:space="preserve">**分支与仓库对应关系：**</w:t>
       </w:r>
     </w:p>
     <w:tbl>
@@ -1934,12 +1934,12 @@
       <w:r>
         <w:rPr>
           <w:rFonts w:ascii="Microsoft YaHei" w:cs="Microsoft YaHei" w:eastAsia="Microsoft YaHei" w:hAnsi="Microsoft YaHei"/>
-          <w:b/>
-          <w:bCs/>
+          <w:b w:val="false"/>
+          <w:bCs w:val="false"/>
           <w:sz w:val="21"/>
           <w:szCs w:val="21"/>
         </w:rPr>
-        <w:t xml:space="preserve">最终选择 v3（onPayload hook）的理由：</w:t>
+        <w:t xml:space="preserve">**最终选择 v3（onPayload hook）的理由：**</w:t>
       </w:r>
     </w:p>
     <w:p>
@@ -3753,22 +3753,12 @@
       <w:r>
         <w:rPr>
           <w:rFonts w:ascii="Microsoft YaHei" w:cs="Microsoft YaHei" w:eastAsia="Microsoft YaHei" w:hAnsi="Microsoft YaHei"/>
-          <w:b/>
-          <w:bCs/>
-          <w:sz w:val="21"/>
-          <w:szCs w:val="21"/>
-        </w:rPr>
-        <w:t xml:space="preserve">综合效果：</w:t>
-      </w:r>
-      <w:r>
-        <w:rPr>
-          <w:rFonts w:ascii="Microsoft YaHei" w:cs="Microsoft YaHei" w:eastAsia="Microsoft YaHei" w:hAnsi="Microsoft YaHei"/>
           <w:b w:val="false"/>
           <w:bCs w:val="false"/>
           <w:sz w:val="21"/>
           <w:szCs w:val="21"/>
         </w:rPr>
-        <w:t xml:space="preserve"> 睡眠、血压、体成分等全部健康数据查询锚定 CST (+08:00)，消除时区偏移。</w:t>
+        <w:t xml:space="preserve">**综合效果：** 睡眠、血压、体成分等全部健康数据查询锚定 CST (+08:00)，消除时区偏移。</w:t>
       </w:r>
     </w:p>
     <w:p>
@@ -7501,12 +7491,12 @@
       <w:r>
         <w:rPr>
           <w:rFonts w:ascii="Microsoft YaHei" w:cs="Microsoft YaHei" w:eastAsia="Microsoft YaHei" w:hAnsi="Microsoft YaHei"/>
-          <w:b/>
-          <w:bCs/>
+          <w:b w:val="false"/>
+          <w:bCs w:val="false"/>
           <w:sz w:val="21"/>
           <w:szCs w:val="21"/>
         </w:rPr>
-        <w:t xml:space="preserve">测试数据（test-vl-context-length.sh）：</w:t>
+        <w:t xml:space="preserve">**测试数据（test-vl-context-length.sh）：**</w:t>
       </w:r>
     </w:p>
     <w:tbl>
@@ -7874,12 +7864,12 @@
       <w:r>
         <w:rPr>
           <w:rFonts w:ascii="Microsoft YaHei" w:cs="Microsoft YaHei" w:eastAsia="Microsoft YaHei" w:hAnsi="Microsoft YaHei"/>
-          <w:b/>
-          <w:bCs/>
+          <w:b w:val="false"/>
+          <w:bCs w:val="false"/>
           <w:sz w:val="21"/>
           <w:szCs w:val="21"/>
         </w:rPr>
-        <w:t xml:space="preserve">优化措施：</w:t>
+        <w:t xml:space="preserve">**优化措施：**</w:t>
       </w:r>
     </w:p>
     <w:p>
@@ -7894,27 +7884,7 @@
           <w:sz w:val="21"/>
           <w:szCs w:val="21"/>
         </w:rPr>
-        <w:t xml:space="preserve">1. </w:t>
-      </w:r>
-      <w:r>
-        <w:rPr>
-          <w:rFonts w:ascii="Microsoft YaHei" w:cs="Microsoft YaHei" w:eastAsia="Microsoft YaHei" w:hAnsi="Microsoft YaHei"/>
-          <w:b/>
-          <w:bCs/>
-          <w:sz w:val="21"/>
-          <w:szCs w:val="21"/>
-        </w:rPr>
-        <w:t xml:space="preserve">Skill 按需加载</w:t>
-      </w:r>
-      <w:r>
-        <w:rPr>
-          <w:rFonts w:ascii="Microsoft YaHei" w:cs="Microsoft YaHei" w:eastAsia="Microsoft YaHei" w:hAnsi="Microsoft YaHei"/>
-          <w:b w:val="false"/>
-          <w:bCs w:val="false"/>
-          <w:sz w:val="21"/>
-          <w:szCs w:val="21"/>
-        </w:rPr>
-        <w:t xml:space="preserve">：移除 image-routing skill 的预注入，改为模型主动调用 get_skill 按需加载</w:t>
+        <w:t xml:space="preserve">1. **Skill 按需加载**：移除 image-routing skill 的预注入，改为模型主动调用 get_skill 按需加载</w:t>
       </w:r>
     </w:p>
     <w:p>
@@ -7978,27 +7948,7 @@
           <w:sz w:val="21"/>
           <w:szCs w:val="21"/>
         </w:rPr>
-        <w:t xml:space="preserve">2. </w:t>
-      </w:r>
-      <w:r>
-        <w:rPr>
-          <w:rFonts w:ascii="Microsoft YaHei" w:cs="Microsoft YaHei" w:eastAsia="Microsoft YaHei" w:hAnsi="Microsoft YaHei"/>
-          <w:b/>
-          <w:bCs/>
-          <w:sz w:val="21"/>
-          <w:szCs w:val="21"/>
-        </w:rPr>
-        <w:t xml:space="preserve">get_skill 返回体积精简</w:t>
-      </w:r>
-      <w:r>
-        <w:rPr>
-          <w:rFonts w:ascii="Microsoft YaHei" w:cs="Microsoft YaHei" w:eastAsia="Microsoft YaHei" w:hAnsi="Microsoft YaHei"/>
-          <w:b w:val="false"/>
-          <w:bCs w:val="false"/>
-          <w:sz w:val="21"/>
-          <w:szCs w:val="21"/>
-        </w:rPr>
-        <w:t xml:space="preserve">：删除 get_skill 工具返回的重复 content 字段</w:t>
+        <w:t xml:space="preserve">2. **get_skill 返回体积精简**：删除 get_skill 工具返回的重复 content 字段</w:t>
       </w:r>
     </w:p>
     <w:p>
@@ -8062,27 +8012,7 @@
           <w:sz w:val="21"/>
           <w:szCs w:val="21"/>
         </w:rPr>
-        <w:t xml:space="preserve">3. </w:t>
-      </w:r>
-      <w:r>
-        <w:rPr>
-          <w:rFonts w:ascii="Microsoft YaHei" w:cs="Microsoft YaHei" w:eastAsia="Microsoft YaHei" w:hAnsi="Microsoft YaHei"/>
-          <w:b/>
-          <w:bCs/>
-          <w:sz w:val="21"/>
-          <w:szCs w:val="21"/>
-        </w:rPr>
-        <w:t xml:space="preserve">通用图片流程</w:t>
-      </w:r>
-      <w:r>
-        <w:rPr>
-          <w:rFonts w:ascii="Microsoft YaHei" w:cs="Microsoft YaHei" w:eastAsia="Microsoft YaHei" w:hAnsi="Microsoft YaHei"/>
-          <w:b w:val="false"/>
-          <w:bCs w:val="false"/>
-          <w:sz w:val="21"/>
-          <w:szCs w:val="21"/>
-        </w:rPr>
-        <w:t xml:space="preserve">：移除 diet-specific 硬编码指令，改为通用图片识别 -&gt; skill 加载流程</w:t>
+        <w:t xml:space="preserve">3. **通用图片流程**：移除 diet-specific 硬编码指令，改为通用图片识别 -&gt; skill 加载流程</w:t>
       </w:r>
     </w:p>
     <w:p>
@@ -8146,27 +8076,7 @@
           <w:sz w:val="21"/>
           <w:szCs w:val="21"/>
         </w:rPr>
-        <w:t xml:space="preserve">4. </w:t>
-      </w:r>
-      <w:r>
-        <w:rPr>
-          <w:rFonts w:ascii="Microsoft YaHei" w:cs="Microsoft YaHei" w:eastAsia="Microsoft YaHei" w:hAnsi="Microsoft YaHei"/>
-          <w:b/>
-          <w:bCs/>
-          <w:sz w:val="21"/>
-          <w:szCs w:val="21"/>
-        </w:rPr>
-        <w:t xml:space="preserve">Skill 名称简化</w:t>
-      </w:r>
-      <w:r>
-        <w:rPr>
-          <w:rFonts w:ascii="Microsoft YaHei" w:cs="Microsoft YaHei" w:eastAsia="Microsoft YaHei" w:hAnsi="Microsoft YaHei"/>
-          <w:b w:val="false"/>
-          <w:bCs w:val="false"/>
-          <w:sz w:val="21"/>
-          <w:szCs w:val="21"/>
-        </w:rPr>
-        <w:t xml:space="preserve">：移除注入 tag 中的 skill 名称，避免模型混淆工具名</w:t>
+        <w:t xml:space="preserve">4. **Skill 名称简化**：移除注入 tag 中的 skill 名称，避免模型混淆工具名</w:t>
       </w:r>
     </w:p>
     <w:p>
@@ -8494,12 +8404,12 @@
       <w:r>
         <w:rPr>
           <w:rFonts w:ascii="Microsoft YaHei" w:cs="Microsoft YaHei" w:eastAsia="Microsoft YaHei" w:hAnsi="Microsoft YaHei"/>
-          <w:b/>
-          <w:bCs/>
+          <w:b w:val="false"/>
+          <w:bCs w:val="false"/>
           <w:sz w:val="21"/>
           <w:szCs w:val="21"/>
         </w:rPr>
-        <w:t xml:space="preserve">消融实验为此提供的优化方向：</w:t>
+        <w:t xml:space="preserve">**消融实验为此提供的优化方向：**</w:t>
       </w:r>
     </w:p>
     <w:p>
@@ -9101,22 +9011,12 @@
       <w:r>
         <w:rPr>
           <w:rFonts w:ascii="Microsoft YaHei" w:cs="Microsoft YaHei" w:eastAsia="Microsoft YaHei" w:hAnsi="Microsoft YaHei"/>
-          <w:b/>
-          <w:bCs/>
-          <w:sz w:val="21"/>
-          <w:szCs w:val="21"/>
-        </w:rPr>
-        <w:t xml:space="preserve">优化建议：</w:t>
-      </w:r>
-      <w:r>
-        <w:rPr>
-          <w:rFonts w:ascii="Microsoft YaHei" w:cs="Microsoft YaHei" w:eastAsia="Microsoft YaHei" w:hAnsi="Microsoft YaHei"/>
           <w:b w:val="false"/>
           <w:bCs w:val="false"/>
           <w:sz w:val="21"/>
           <w:szCs w:val="21"/>
         </w:rPr>
-        <w:t xml:space="preserve"> 端侧数据应在传入模型前做结构化预处理（terminal_data -&gt; 中文语义描述），可显著提升异常识别能力和工具调用完整性。</w:t>
+        <w:t xml:space="preserve">**优化建议：** 端侧数据应在传入模型前做结构化预处理（terminal_data -&gt; 中文语义描述），可显著提升异常识别能力和工具调用完整性。</w:t>
       </w:r>
     </w:p>
     <w:p>
@@ -9607,12 +9507,12 @@
       <w:r>
         <w:rPr>
           <w:rFonts w:ascii="Microsoft YaHei" w:cs="Microsoft YaHei" w:eastAsia="Microsoft YaHei" w:hAnsi="Microsoft YaHei"/>
-          <w:b/>
-          <w:bCs/>
+          <w:b w:val="false"/>
+          <w:bCs w:val="false"/>
           <w:sz w:val="21"/>
           <w:szCs w:val="21"/>
         </w:rPr>
-        <w:t xml:space="preserve">优化实施方案：</w:t>
+        <w:t xml:space="preserve">**优化实施方案：**</w:t>
       </w:r>
     </w:p>
     <w:p>
@@ -10054,9 +9954,9 @@
       <w:r>
         <w:drawing>
           <wp:inline distT="0" distB="0" distL="0" distR="0">
-            <wp:extent cx="5334000" cy="3467100"/>
+            <wp:extent cx="5143500" cy="3343275"/>
             <wp:effectExtent t="0" r="0" b="0" l="0"/>
-            <wp:docPr id="1" name="" descr="" title=""/>
+            <wp:docPr id="1" name="doc03_m1.png" descr="doc03_m1.png" title="doc03_m1.png"/>
             <wp:cNvGraphicFramePr>
               <a:graphicFrameLocks xmlns:a="http://schemas.openxmlformats.org/drawingml/2006/main" noChangeAspect="1"/>
             </wp:cNvGraphicFramePr>
@@ -10079,7 +9979,7 @@
                   <pic:spPr bwMode="auto">
                     <a:xfrm>
                       <a:off x="0" y="0"/>
-                      <a:ext cx="5334000" cy="3467100"/>
+                      <a:ext cx="5143500" cy="3343275"/>
                     </a:xfrm>
                     <a:prstGeom prst="rect">
                       <a:avLst/>
@@ -10119,22 +10019,12 @@
       <w:r>
         <w:rPr>
           <w:rFonts w:ascii="Microsoft YaHei" w:cs="Microsoft YaHei" w:eastAsia="Microsoft YaHei" w:hAnsi="Microsoft YaHei"/>
-          <w:b/>
-          <w:bCs/>
-          <w:sz w:val="21"/>
-          <w:szCs w:val="21"/>
-        </w:rPr>
-        <w:t xml:space="preserve">左栏</w:t>
-      </w:r>
-      <w:r>
-        <w:rPr>
-          <w:rFonts w:ascii="Microsoft YaHei" w:cs="Microsoft YaHei" w:eastAsia="Microsoft YaHei" w:hAnsi="Microsoft YaHei"/>
           <w:b w:val="false"/>
           <w:bCs w:val="false"/>
           <w:sz w:val="21"/>
           <w:szCs w:val="21"/>
         </w:rPr>
-        <w:t xml:space="preserve">：健康测试数据选择与展示（血糖、睡眠、心率等真实数据）</w:t>
+        <w:t xml:space="preserve">**左栏**：健康测试数据选择与展示（血糖、睡眠、心率等真实数据）</w:t>
       </w:r>
     </w:p>
     <w:p>
@@ -10149,22 +10039,12 @@
       <w:r>
         <w:rPr>
           <w:rFonts w:ascii="Microsoft YaHei" w:cs="Microsoft YaHei" w:eastAsia="Microsoft YaHei" w:hAnsi="Microsoft YaHei"/>
-          <w:b/>
-          <w:bCs/>
-          <w:sz w:val="21"/>
-          <w:szCs w:val="21"/>
-        </w:rPr>
-        <w:t xml:space="preserve">中栏</w:t>
-      </w:r>
-      <w:r>
-        <w:rPr>
-          <w:rFonts w:ascii="Microsoft YaHei" w:cs="Microsoft YaHei" w:eastAsia="Microsoft YaHei" w:hAnsi="Microsoft YaHei"/>
           <w:b w:val="false"/>
           <w:bCs w:val="false"/>
           <w:sz w:val="21"/>
           <w:szCs w:val="21"/>
         </w:rPr>
-        <w:t xml:space="preserve">：Skill/Prompt 在线编辑器，支持保存/回退/版本快照/dirty 追踪</w:t>
+        <w:t xml:space="preserve">**中栏**：Skill/Prompt 在线编辑器，支持保存/回退/版本快照/dirty 追踪</w:t>
       </w:r>
     </w:p>
     <w:p>
@@ -10179,22 +10059,12 @@
       <w:r>
         <w:rPr>
           <w:rFonts w:ascii="Microsoft YaHei" w:cs="Microsoft YaHei" w:eastAsia="Microsoft YaHei" w:hAnsi="Microsoft YaHei"/>
-          <w:b/>
-          <w:bCs/>
-          <w:sz w:val="21"/>
-          <w:szCs w:val="21"/>
-        </w:rPr>
-        <w:t xml:space="preserve">右栏</w:t>
-      </w:r>
-      <w:r>
-        <w:rPr>
-          <w:rFonts w:ascii="Microsoft YaHei" w:cs="Microsoft YaHei" w:eastAsia="Microsoft YaHei" w:hAnsi="Microsoft YaHei"/>
           <w:b w:val="false"/>
           <w:bCs w:val="false"/>
           <w:sz w:val="21"/>
           <w:szCs w:val="21"/>
         </w:rPr>
-        <w:t xml:space="preserve">：LLM 解读结果，支持最多 3 组并发结果卡片</w:t>
+        <w:t xml:space="preserve">**右栏**：LLM 解读结果，支持最多 3 组并发结果卡片</w:t>
       </w:r>
     </w:p>
     <w:p>
@@ -10204,12 +10074,12 @@
       <w:r>
         <w:rPr>
           <w:rFonts w:ascii="Microsoft YaHei" w:cs="Microsoft YaHei" w:eastAsia="Microsoft YaHei" w:hAnsi="Microsoft YaHei"/>
-          <w:b/>
-          <w:bCs/>
+          <w:b w:val="false"/>
+          <w:bCs w:val="false"/>
           <w:sz w:val="21"/>
           <w:szCs w:val="21"/>
         </w:rPr>
-        <w:t xml:space="preserve">核心调试能力：</w:t>
+        <w:t xml:space="preserve">**核心调试能力：**</w:t>
       </w:r>
     </w:p>
     <w:tbl>
@@ -14133,9 +14003,9 @@
       <w:r>
         <w:drawing>
           <wp:inline distT="0" distB="0" distL="0" distR="0">
-            <wp:extent cx="5334000" cy="3467100"/>
+            <wp:extent cx="5143500" cy="3343275"/>
             <wp:effectExtent t="0" r="0" b="0" l="0"/>
-            <wp:docPr id="1" name="" descr="" title=""/>
+            <wp:docPr id="1" name="doc03_m2.png" descr="doc03_m2.png" title="doc03_m2.png"/>
             <wp:cNvGraphicFramePr>
               <a:graphicFrameLocks xmlns:a="http://schemas.openxmlformats.org/drawingml/2006/main" noChangeAspect="1"/>
             </wp:cNvGraphicFramePr>
@@ -14158,7 +14028,7 @@
                   <pic:spPr bwMode="auto">
                     <a:xfrm>
                       <a:off x="0" y="0"/>
-                      <a:ext cx="5334000" cy="3467100"/>
+                      <a:ext cx="5143500" cy="3343275"/>
                     </a:xfrm>
                     <a:prstGeom prst="rect">
                       <a:avLst/>

--- a/docs/03-优化分析文档.docx
+++ b/docs/03-优化分析文档.docx
@@ -61,7 +61,7 @@
           <wp:inline distT="0" distB="0" distL="0" distR="0">
             <wp:extent cx="5143500" cy="1609725"/>
             <wp:effectExtent t="0" r="0" b="0" l="0"/>
-            <wp:docPr id="1" name="m03_0.png" descr="m03_0.png" title="m03_0.png"/>
+            <wp:docPr id="1" name="m0.png" descr="m0.png" title="m0.png"/>
             <wp:cNvGraphicFramePr>
               <a:graphicFrameLocks xmlns:a="http://schemas.openxmlformats.org/drawingml/2006/main" noChangeAspect="1"/>
             </wp:cNvGraphicFramePr>
@@ -99,391 +99,6 @@
     </w:p>
     <w:p>
       <w:pPr>
-        <w:spacing w:after="50" w:before="50"/>
-      </w:pPr>
-      <w:r>
-        <w:rPr>
-          <w:rFonts w:ascii="Microsoft YaHei" w:cs="Microsoft YaHei" w:eastAsia="Microsoft YaHei" w:hAnsi="Microsoft YaHei"/>
-          <w:b/>
-          <w:bCs/>
-          <w:sz w:val="21"/>
-          <w:szCs w:val="21"/>
-        </w:rPr>
-        <w:t xml:space="preserve">分支与仓库对应关系：</w:t>
-      </w:r>
-    </w:p>
-    <w:tbl>
-      <w:tblPr>
-        <w:tblW w:type="auto" w:w="100"/>
-        <w:tblBorders>
-          <w:top w:val="single" w:color="auto" w:sz="4"/>
-          <w:left w:val="single" w:color="auto" w:sz="4"/>
-          <w:bottom w:val="single" w:color="auto" w:sz="4"/>
-          <w:right w:val="single" w:color="auto" w:sz="4"/>
-          <w:insideH w:val="single" w:color="auto" w:sz="4"/>
-          <w:insideV w:val="single" w:color="auto" w:sz="4"/>
-        </w:tblBorders>
-      </w:tblPr>
-      <w:tblGrid>
-        <w:gridCol w:w="3120"/>
-        <w:gridCol w:w="3120"/>
-        <w:gridCol w:w="3120"/>
-      </w:tblGrid>
-      <w:tr>
-        <w:trPr>
-          <w:tblHeader/>
-        </w:trPr>
-        <w:tc>
-          <w:tcPr>
-            <w:tcW w:type="dxa" w:w="3120"/>
-            <w:tcBorders>
-              <w:top w:val="single" w:color="BBBBBB" w:sz="1"/>
-              <w:left w:val="single" w:color="BBBBBB" w:sz="1"/>
-              <w:bottom w:val="single" w:color="BBBBBB" w:sz="1"/>
-              <w:right w:val="single" w:color="BBBBBB" w:sz="1"/>
-            </w:tcBorders>
-            <w:shd w:fill="D5E8F0" w:val="clear"/>
-          </w:tcPr>
-          <w:p>
-            <w:pPr>
-              <w:spacing w:after="30" w:before="30"/>
-            </w:pPr>
-            <w:r>
-              <w:rPr>
-                <w:rFonts w:ascii="Microsoft YaHei" w:cs="Microsoft YaHei" w:eastAsia="Microsoft YaHei" w:hAnsi="Microsoft YaHei"/>
-                <w:b/>
-                <w:bCs/>
-                <w:sz w:val="21"/>
-                <w:szCs w:val="21"/>
-              </w:rPr>
-              <w:t xml:space="preserve">分支/仓库</w:t>
-            </w:r>
-          </w:p>
-        </w:tc>
-        <w:tc>
-          <w:tcPr>
-            <w:tcW w:type="dxa" w:w="3120"/>
-            <w:tcBorders>
-              <w:top w:val="single" w:color="BBBBBB" w:sz="1"/>
-              <w:left w:val="single" w:color="BBBBBB" w:sz="1"/>
-              <w:bottom w:val="single" w:color="BBBBBB" w:sz="1"/>
-              <w:right w:val="single" w:color="BBBBBB" w:sz="1"/>
-            </w:tcBorders>
-            <w:shd w:fill="D5E8F0" w:val="clear"/>
-          </w:tcPr>
-          <w:p>
-            <w:pPr>
-              <w:spacing w:after="30" w:before="30"/>
-            </w:pPr>
-            <w:r>
-              <w:rPr>
-                <w:rFonts w:ascii="Microsoft YaHei" w:cs="Microsoft YaHei" w:eastAsia="Microsoft YaHei" w:hAnsi="Microsoft YaHei"/>
-                <w:b/>
-                <w:bCs/>
-                <w:sz w:val="21"/>
-                <w:szCs w:val="21"/>
-              </w:rPr>
-              <w:t xml:space="preserve">优化方向</w:t>
-            </w:r>
-          </w:p>
-        </w:tc>
-        <w:tc>
-          <w:tcPr>
-            <w:tcW w:type="dxa" w:w="3120"/>
-            <w:tcBorders>
-              <w:top w:val="single" w:color="BBBBBB" w:sz="1"/>
-              <w:left w:val="single" w:color="BBBBBB" w:sz="1"/>
-              <w:bottom w:val="single" w:color="BBBBBB" w:sz="1"/>
-              <w:right w:val="single" w:color="BBBBBB" w:sz="1"/>
-            </w:tcBorders>
-            <w:shd w:fill="D5E8F0" w:val="clear"/>
-          </w:tcPr>
-          <w:p>
-            <w:pPr>
-              <w:spacing w:after="30" w:before="30"/>
-            </w:pPr>
-            <w:r>
-              <w:rPr>
-                <w:rFonts w:ascii="Microsoft YaHei" w:cs="Microsoft YaHei" w:eastAsia="Microsoft YaHei" w:hAnsi="Microsoft YaHei"/>
-                <w:b/>
-                <w:bCs/>
-                <w:sz w:val="21"/>
-                <w:szCs w:val="21"/>
-              </w:rPr>
-              <w:t xml:space="preserve">提交数</w:t>
-            </w:r>
-          </w:p>
-        </w:tc>
-      </w:tr>
-      <w:tr>
-        <w:trPr>
-          <w:tblHeader w:val="false"/>
-        </w:trPr>
-        <w:tc>
-          <w:tcPr>
-            <w:tcW w:type="dxa" w:w="3120"/>
-            <w:tcBorders>
-              <w:top w:val="single" w:color="BBBBBB" w:sz="1"/>
-              <w:left w:val="single" w:color="BBBBBB" w:sz="1"/>
-              <w:bottom w:val="single" w:color="BBBBBB" w:sz="1"/>
-              <w:right w:val="single" w:color="BBBBBB" w:sz="1"/>
-            </w:tcBorders>
-          </w:tcPr>
-          <w:p>
-            <w:pPr>
-              <w:spacing w:after="30" w:before="30"/>
-            </w:pPr>
-          </w:p>
-        </w:tc>
-        <w:tc>
-          <w:tcPr>
-            <w:tcW w:type="dxa" w:w="3120"/>
-            <w:tcBorders>
-              <w:top w:val="single" w:color="BBBBBB" w:sz="1"/>
-              <w:left w:val="single" w:color="BBBBBB" w:sz="1"/>
-              <w:bottom w:val="single" w:color="BBBBBB" w:sz="1"/>
-              <w:right w:val="single" w:color="BBBBBB" w:sz="1"/>
-            </w:tcBorders>
-          </w:tcPr>
-          <w:p>
-            <w:pPr>
-              <w:spacing w:after="30" w:before="30"/>
-            </w:pPr>
-            <w:r>
-              <w:rPr>
-                <w:rFonts w:ascii="Microsoft YaHei" w:cs="Microsoft YaHei" w:eastAsia="Microsoft YaHei" w:hAnsi="Microsoft YaHei"/>
-                <w:b w:val="false"/>
-                <w:bCs w:val="false"/>
-                <w:sz w:val="21"/>
-                <w:szCs w:val="21"/>
-              </w:rPr>
-              <w:t xml:space="preserve">VL 模型适配层 + Prompt 工程</w:t>
-            </w:r>
-          </w:p>
-        </w:tc>
-        <w:tc>
-          <w:tcPr>
-            <w:tcW w:type="dxa" w:w="3120"/>
-            <w:tcBorders>
-              <w:top w:val="single" w:color="BBBBBB" w:sz="1"/>
-              <w:left w:val="single" w:color="BBBBBB" w:sz="1"/>
-              <w:bottom w:val="single" w:color="BBBBBB" w:sz="1"/>
-              <w:right w:val="single" w:color="BBBBBB" w:sz="1"/>
-            </w:tcBorders>
-          </w:tcPr>
-          <w:p>
-            <w:pPr>
-              <w:spacing w:after="30" w:before="30"/>
-            </w:pPr>
-          </w:p>
-        </w:tc>
-      </w:tr>
-      <w:tr>
-        <w:trPr>
-          <w:tblHeader w:val="false"/>
-        </w:trPr>
-        <w:tc>
-          <w:tcPr>
-            <w:tcW w:type="dxa" w:w="3120"/>
-            <w:tcBorders>
-              <w:top w:val="single" w:color="BBBBBB" w:sz="1"/>
-              <w:left w:val="single" w:color="BBBBBB" w:sz="1"/>
-              <w:bottom w:val="single" w:color="BBBBBB" w:sz="1"/>
-              <w:right w:val="single" w:color="BBBBBB" w:sz="1"/>
-            </w:tcBorders>
-          </w:tcPr>
-          <w:p>
-            <w:pPr>
-              <w:spacing w:after="30" w:before="30"/>
-            </w:pPr>
-          </w:p>
-        </w:tc>
-        <w:tc>
-          <w:tcPr>
-            <w:tcW w:type="dxa" w:w="3120"/>
-            <w:tcBorders>
-              <w:top w:val="single" w:color="BBBBBB" w:sz="1"/>
-              <w:left w:val="single" w:color="BBBBBB" w:sz="1"/>
-              <w:bottom w:val="single" w:color="BBBBBB" w:sz="1"/>
-              <w:right w:val="single" w:color="BBBBBB" w:sz="1"/>
-            </w:tcBorders>
-          </w:tcPr>
-          <w:p>
-            <w:pPr>
-              <w:spacing w:after="30" w:before="30"/>
-            </w:pPr>
-            <w:r>
-              <w:rPr>
-                <w:rFonts w:ascii="Microsoft YaHei" w:cs="Microsoft YaHei" w:eastAsia="Microsoft YaHei" w:hAnsi="Microsoft YaHei"/>
-                <w:b w:val="false"/>
-                <w:bCs w:val="false"/>
-                <w:sz w:val="21"/>
-                <w:szCs w:val="21"/>
-              </w:rPr>
-              <w:t xml:space="preserve">健康数据 API + Agent 能力增强</w:t>
-            </w:r>
-          </w:p>
-        </w:tc>
-        <w:tc>
-          <w:tcPr>
-            <w:tcW w:type="dxa" w:w="3120"/>
-            <w:tcBorders>
-              <w:top w:val="single" w:color="BBBBBB" w:sz="1"/>
-              <w:left w:val="single" w:color="BBBBBB" w:sz="1"/>
-              <w:bottom w:val="single" w:color="BBBBBB" w:sz="1"/>
-              <w:right w:val="single" w:color="BBBBBB" w:sz="1"/>
-            </w:tcBorders>
-          </w:tcPr>
-          <w:p>
-            <w:pPr>
-              <w:spacing w:after="30" w:before="30"/>
-            </w:pPr>
-          </w:p>
-        </w:tc>
-      </w:tr>
-      <w:tr>
-        <w:trPr>
-          <w:tblHeader w:val="false"/>
-        </w:trPr>
-        <w:tc>
-          <w:tcPr>
-            <w:tcW w:type="dxa" w:w="3120"/>
-            <w:tcBorders>
-              <w:top w:val="single" w:color="BBBBBB" w:sz="1"/>
-              <w:left w:val="single" w:color="BBBBBB" w:sz="1"/>
-              <w:bottom w:val="single" w:color="BBBBBB" w:sz="1"/>
-              <w:right w:val="single" w:color="BBBBBB" w:sz="1"/>
-            </w:tcBorders>
-          </w:tcPr>
-          <w:p>
-            <w:pPr>
-              <w:spacing w:after="30" w:before="30"/>
-            </w:pPr>
-          </w:p>
-        </w:tc>
-        <w:tc>
-          <w:tcPr>
-            <w:tcW w:type="dxa" w:w="3120"/>
-            <w:tcBorders>
-              <w:top w:val="single" w:color="BBBBBB" w:sz="1"/>
-              <w:left w:val="single" w:color="BBBBBB" w:sz="1"/>
-              <w:bottom w:val="single" w:color="BBBBBB" w:sz="1"/>
-              <w:right w:val="single" w:color="BBBBBB" w:sz="1"/>
-            </w:tcBorders>
-          </w:tcPr>
-          <w:p>
-            <w:pPr>
-              <w:spacing w:after="30" w:before="30"/>
-            </w:pPr>
-            <w:r>
-              <w:rPr>
-                <w:rFonts w:ascii="Microsoft YaHei" w:cs="Microsoft YaHei" w:eastAsia="Microsoft YaHei" w:hAnsi="Microsoft YaHei"/>
-                <w:b w:val="false"/>
-                <w:bCs w:val="false"/>
-                <w:sz w:val="21"/>
-                <w:szCs w:val="21"/>
-              </w:rPr>
-              <w:t xml:space="preserve">评测框架 + 数据预处理策略</w:t>
-            </w:r>
-          </w:p>
-        </w:tc>
-        <w:tc>
-          <w:tcPr>
-            <w:tcW w:type="dxa" w:w="3120"/>
-            <w:tcBorders>
-              <w:top w:val="single" w:color="BBBBBB" w:sz="1"/>
-              <w:left w:val="single" w:color="BBBBBB" w:sz="1"/>
-              <w:bottom w:val="single" w:color="BBBBBB" w:sz="1"/>
-              <w:right w:val="single" w:color="BBBBBB" w:sz="1"/>
-            </w:tcBorders>
-          </w:tcPr>
-          <w:p>
-            <w:pPr>
-              <w:spacing w:after="30" w:before="30"/>
-            </w:pPr>
-          </w:p>
-        </w:tc>
-      </w:tr>
-      <w:tr>
-        <w:trPr>
-          <w:tblHeader w:val="false"/>
-        </w:trPr>
-        <w:tc>
-          <w:tcPr>
-            <w:tcW w:type="dxa" w:w="3120"/>
-            <w:tcBorders>
-              <w:top w:val="single" w:color="BBBBBB" w:sz="1"/>
-              <w:left w:val="single" w:color="BBBBBB" w:sz="1"/>
-              <w:bottom w:val="single" w:color="BBBBBB" w:sz="1"/>
-              <w:right w:val="single" w:color="BBBBBB" w:sz="1"/>
-            </w:tcBorders>
-          </w:tcPr>
-          <w:p>
-            <w:pPr>
-              <w:spacing w:after="30" w:before="30"/>
-            </w:pPr>
-            <w:r>
-              <w:rPr>
-                <w:rFonts w:ascii="Consolas" w:cs="Consolas" w:eastAsia="Consolas" w:hAnsi="Consolas"/>
-                <w:color w:val="C7254E"/>
-                <w:sz w:val="19"/>
-                <w:szCs w:val="19"/>
-              </w:rPr>
-              <w:t xml:space="preserve">Skill 平台</w:t>
-            </w:r>
-          </w:p>
-        </w:tc>
-        <w:tc>
-          <w:tcPr>
-            <w:tcW w:type="dxa" w:w="3120"/>
-            <w:tcBorders>
-              <w:top w:val="single" w:color="BBBBBB" w:sz="1"/>
-              <w:left w:val="single" w:color="BBBBBB" w:sz="1"/>
-              <w:bottom w:val="single" w:color="BBBBBB" w:sz="1"/>
-              <w:right w:val="single" w:color="BBBBBB" w:sz="1"/>
-            </w:tcBorders>
-          </w:tcPr>
-          <w:p>
-            <w:pPr>
-              <w:spacing w:after="30" w:before="30"/>
-            </w:pPr>
-            <w:r>
-              <w:rPr>
-                <w:rFonts w:ascii="Microsoft YaHei" w:cs="Microsoft YaHei" w:eastAsia="Microsoft YaHei" w:hAnsi="Microsoft YaHei"/>
-                <w:b w:val="false"/>
-                <w:bCs w:val="false"/>
-                <w:sz w:val="21"/>
-                <w:szCs w:val="21"/>
-              </w:rPr>
-              <w:t xml:space="preserve">Skill 平台</w:t>
-            </w:r>
-          </w:p>
-        </w:tc>
-        <w:tc>
-          <w:tcPr>
-            <w:tcW w:type="dxa" w:w="3120"/>
-            <w:tcBorders>
-              <w:top w:val="single" w:color="BBBBBB" w:sz="1"/>
-              <w:left w:val="single" w:color="BBBBBB" w:sz="1"/>
-              <w:bottom w:val="single" w:color="BBBBBB" w:sz="1"/>
-              <w:right w:val="single" w:color="BBBBBB" w:sz="1"/>
-            </w:tcBorders>
-          </w:tcPr>
-          <w:p>
-            <w:pPr>
-              <w:spacing w:after="30" w:before="30"/>
-            </w:pPr>
-          </w:p>
-        </w:tc>
-      </w:tr>
-    </w:tbl>
-    <w:p>
-      <w:pPr>
-        <w:spacing w:after="100"/>
-      </w:pPr>
-    </w:p>
-    <w:p>
-      <w:pPr>
         <w:pStyle w:val="Heading2"/>
         <w:spacing w:after="120" w:before="240"/>
       </w:pPr>
@@ -780,117 +395,6 @@
             <w:pPr>
               <w:spacing w:after="30" w:before="30"/>
             </w:pPr>
-          </w:p>
-        </w:tc>
-        <w:tc>
-          <w:tcPr>
-            <w:tcW w:type="dxa" w:w="4680"/>
-            <w:tcBorders>
-              <w:top w:val="single" w:color="BBBBBB" w:sz="1"/>
-              <w:left w:val="single" w:color="BBBBBB" w:sz="1"/>
-              <w:bottom w:val="single" w:color="BBBBBB" w:sz="1"/>
-              <w:right w:val="single" w:color="BBBBBB" w:sz="1"/>
-            </w:tcBorders>
-          </w:tcPr>
-          <w:p>
-            <w:pPr>
-              <w:spacing w:after="30" w:before="30"/>
-            </w:pPr>
-          </w:p>
-        </w:tc>
-      </w:tr>
-      <w:tr>
-        <w:trPr>
-          <w:tblHeader w:val="false"/>
-        </w:trPr>
-        <w:tc>
-          <w:tcPr>
-            <w:tcW w:type="dxa" w:w="4680"/>
-            <w:tcBorders>
-              <w:top w:val="single" w:color="BBBBBB" w:sz="1"/>
-              <w:left w:val="single" w:color="BBBBBB" w:sz="1"/>
-              <w:bottom w:val="single" w:color="BBBBBB" w:sz="1"/>
-              <w:right w:val="single" w:color="BBBBBB" w:sz="1"/>
-            </w:tcBorders>
-          </w:tcPr>
-          <w:p>
-            <w:pPr>
-              <w:spacing w:after="30" w:before="30"/>
-            </w:pPr>
-          </w:p>
-        </w:tc>
-        <w:tc>
-          <w:tcPr>
-            <w:tcW w:type="dxa" w:w="4680"/>
-            <w:tcBorders>
-              <w:top w:val="single" w:color="BBBBBB" w:sz="1"/>
-              <w:left w:val="single" w:color="BBBBBB" w:sz="1"/>
-              <w:bottom w:val="single" w:color="BBBBBB" w:sz="1"/>
-              <w:right w:val="single" w:color="BBBBBB" w:sz="1"/>
-            </w:tcBorders>
-          </w:tcPr>
-          <w:p>
-            <w:pPr>
-              <w:spacing w:after="30" w:before="30"/>
-            </w:pPr>
-          </w:p>
-        </w:tc>
-      </w:tr>
-      <w:tr>
-        <w:trPr>
-          <w:tblHeader w:val="false"/>
-        </w:trPr>
-        <w:tc>
-          <w:tcPr>
-            <w:tcW w:type="dxa" w:w="4680"/>
-            <w:tcBorders>
-              <w:top w:val="single" w:color="BBBBBB" w:sz="1"/>
-              <w:left w:val="single" w:color="BBBBBB" w:sz="1"/>
-              <w:bottom w:val="single" w:color="BBBBBB" w:sz="1"/>
-              <w:right w:val="single" w:color="BBBBBB" w:sz="1"/>
-            </w:tcBorders>
-          </w:tcPr>
-          <w:p>
-            <w:pPr>
-              <w:spacing w:after="30" w:before="30"/>
-            </w:pPr>
-          </w:p>
-        </w:tc>
-        <w:tc>
-          <w:tcPr>
-            <w:tcW w:type="dxa" w:w="4680"/>
-            <w:tcBorders>
-              <w:top w:val="single" w:color="BBBBBB" w:sz="1"/>
-              <w:left w:val="single" w:color="BBBBBB" w:sz="1"/>
-              <w:bottom w:val="single" w:color="BBBBBB" w:sz="1"/>
-              <w:right w:val="single" w:color="BBBBBB" w:sz="1"/>
-            </w:tcBorders>
-          </w:tcPr>
-          <w:p>
-            <w:pPr>
-              <w:spacing w:after="30" w:before="30"/>
-            </w:pPr>
-          </w:p>
-        </w:tc>
-      </w:tr>
-      <w:tr>
-        <w:trPr>
-          <w:tblHeader w:val="false"/>
-        </w:trPr>
-        <w:tc>
-          <w:tcPr>
-            <w:tcW w:type="dxa" w:w="4680"/>
-            <w:tcBorders>
-              <w:top w:val="single" w:color="BBBBBB" w:sz="1"/>
-              <w:left w:val="single" w:color="BBBBBB" w:sz="1"/>
-              <w:bottom w:val="single" w:color="BBBBBB" w:sz="1"/>
-              <w:right w:val="single" w:color="BBBBBB" w:sz="1"/>
-            </w:tcBorders>
-          </w:tcPr>
-          <w:p>
-            <w:pPr>
-              <w:spacing w:after="30" w:before="30"/>
-            </w:pPr>
             <w:r>
               <w:rPr>
                 <w:rFonts w:ascii="Microsoft YaHei" w:cs="Microsoft YaHei" w:eastAsia="Microsoft YaHei" w:hAnsi="Microsoft YaHei"/>
@@ -1160,43 +664,6 @@
             <w:pPr>
               <w:spacing w:after="30" w:before="30"/>
             </w:pPr>
-          </w:p>
-        </w:tc>
-        <w:tc>
-          <w:tcPr>
-            <w:tcW w:type="dxa" w:w="4680"/>
-            <w:tcBorders>
-              <w:top w:val="single" w:color="BBBBBB" w:sz="1"/>
-              <w:left w:val="single" w:color="BBBBBB" w:sz="1"/>
-              <w:bottom w:val="single" w:color="BBBBBB" w:sz="1"/>
-              <w:right w:val="single" w:color="BBBBBB" w:sz="1"/>
-            </w:tcBorders>
-          </w:tcPr>
-          <w:p>
-            <w:pPr>
-              <w:spacing w:after="30" w:before="30"/>
-            </w:pPr>
-          </w:p>
-        </w:tc>
-      </w:tr>
-      <w:tr>
-        <w:trPr>
-          <w:tblHeader w:val="false"/>
-        </w:trPr>
-        <w:tc>
-          <w:tcPr>
-            <w:tcW w:type="dxa" w:w="4680"/>
-            <w:tcBorders>
-              <w:top w:val="single" w:color="BBBBBB" w:sz="1"/>
-              <w:left w:val="single" w:color="BBBBBB" w:sz="1"/>
-              <w:bottom w:val="single" w:color="BBBBBB" w:sz="1"/>
-              <w:right w:val="single" w:color="BBBBBB" w:sz="1"/>
-            </w:tcBorders>
-          </w:tcPr>
-          <w:p>
-            <w:pPr>
-              <w:spacing w:after="30" w:before="30"/>
-            </w:pPr>
             <w:r>
               <w:rPr>
                 <w:rFonts w:ascii="Microsoft YaHei" w:cs="Microsoft YaHei" w:eastAsia="Microsoft YaHei" w:hAnsi="Microsoft YaHei"/>
@@ -1272,10 +739,9 @@
         </w:tblBorders>
       </w:tblPr>
       <w:tblGrid>
-        <w:gridCol w:w="2340"/>
-        <w:gridCol w:w="2340"/>
-        <w:gridCol w:w="2340"/>
-        <w:gridCol w:w="2340"/>
+        <w:gridCol w:w="3120"/>
+        <w:gridCol w:w="3120"/>
+        <w:gridCol w:w="3120"/>
       </w:tblGrid>
       <w:tr>
         <w:trPr>
@@ -1283,7 +749,7 @@
         </w:trPr>
         <w:tc>
           <w:tcPr>
-            <w:tcW w:type="dxa" w:w="2340"/>
+            <w:tcW w:type="dxa" w:w="3120"/>
             <w:tcBorders>
               <w:top w:val="single" w:color="BBBBBB" w:sz="1"/>
               <w:left w:val="single" w:color="BBBBBB" w:sz="1"/>
@@ -1310,7 +776,7 @@
         </w:tc>
         <w:tc>
           <w:tcPr>
-            <w:tcW w:type="dxa" w:w="2340"/>
+            <w:tcW w:type="dxa" w:w="3120"/>
             <w:tcBorders>
               <w:top w:val="single" w:color="BBBBBB" w:sz="1"/>
               <w:left w:val="single" w:color="BBBBBB" w:sz="1"/>
@@ -1337,7 +803,7 @@
         </w:tc>
         <w:tc>
           <w:tcPr>
-            <w:tcW w:type="dxa" w:w="2340"/>
+            <w:tcW w:type="dxa" w:w="3120"/>
             <w:tcBorders>
               <w:top w:val="single" w:color="BBBBBB" w:sz="1"/>
               <w:left w:val="single" w:color="BBBBBB" w:sz="1"/>
@@ -1359,33 +825,6 @@
                 <w:szCs w:val="21"/>
               </w:rPr>
               <w:t xml:space="preserve">问题</w:t>
-            </w:r>
-          </w:p>
-        </w:tc>
-        <w:tc>
-          <w:tcPr>
-            <w:tcW w:type="dxa" w:w="2340"/>
-            <w:tcBorders>
-              <w:top w:val="single" w:color="BBBBBB" w:sz="1"/>
-              <w:left w:val="single" w:color="BBBBBB" w:sz="1"/>
-              <w:bottom w:val="single" w:color="BBBBBB" w:sz="1"/>
-              <w:right w:val="single" w:color="BBBBBB" w:sz="1"/>
-            </w:tcBorders>
-            <w:shd w:fill="D5E8F0" w:val="clear"/>
-          </w:tcPr>
-          <w:p>
-            <w:pPr>
-              <w:spacing w:after="30" w:before="30"/>
-            </w:pPr>
-            <w:r>
-              <w:rPr>
-                <w:rFonts w:ascii="Microsoft YaHei" w:cs="Microsoft YaHei" w:eastAsia="Microsoft YaHei" w:hAnsi="Microsoft YaHei"/>
-                <w:b/>
-                <w:bCs/>
-                <w:sz w:val="21"/>
-                <w:szCs w:val="21"/>
-              </w:rPr>
-              <w:t xml:space="preserve">commit</w:t>
             </w:r>
           </w:p>
         </w:tc>
@@ -1396,7 +835,7 @@
         </w:trPr>
         <w:tc>
           <w:tcPr>
-            <w:tcW w:type="dxa" w:w="2340"/>
+            <w:tcW w:type="dxa" w:w="3120"/>
             <w:tcBorders>
               <w:top w:val="single" w:color="BBBBBB" w:sz="1"/>
               <w:left w:val="single" w:color="BBBBBB" w:sz="1"/>
@@ -1422,7 +861,7 @@
         </w:tc>
         <w:tc>
           <w:tcPr>
-            <w:tcW w:type="dxa" w:w="2340"/>
+            <w:tcW w:type="dxa" w:w="3120"/>
             <w:tcBorders>
               <w:top w:val="single" w:color="BBBBBB" w:sz="1"/>
               <w:left w:val="single" w:color="BBBBBB" w:sz="1"/>
@@ -1448,7 +887,7 @@
         </w:tc>
         <w:tc>
           <w:tcPr>
-            <w:tcW w:type="dxa" w:w="2340"/>
+            <w:tcW w:type="dxa" w:w="3120"/>
             <w:tcBorders>
               <w:top w:val="single" w:color="BBBBBB" w:sz="1"/>
               <w:left w:val="single" w:color="BBBBBB" w:sz="1"/>
@@ -1470,22 +909,6 @@
               </w:rPr>
               <w:t xml:space="preserve">与 Vercel AI SDK 的 fetch 冲突</w:t>
             </w:r>
-          </w:p>
-        </w:tc>
-        <w:tc>
-          <w:tcPr>
-            <w:tcW w:type="dxa" w:w="2340"/>
-            <w:tcBorders>
-              <w:top w:val="single" w:color="BBBBBB" w:sz="1"/>
-              <w:left w:val="single" w:color="BBBBBB" w:sz="1"/>
-              <w:bottom w:val="single" w:color="BBBBBB" w:sz="1"/>
-              <w:right w:val="single" w:color="BBBBBB" w:sz="1"/>
-            </w:tcBorders>
-          </w:tcPr>
-          <w:p>
-            <w:pPr>
-              <w:spacing w:after="30" w:before="30"/>
-            </w:pPr>
           </w:p>
         </w:tc>
       </w:tr>
@@ -1495,7 +918,7 @@
         </w:trPr>
         <w:tc>
           <w:tcPr>
-            <w:tcW w:type="dxa" w:w="2340"/>
+            <w:tcW w:type="dxa" w:w="3120"/>
             <w:tcBorders>
               <w:top w:val="single" w:color="BBBBBB" w:sz="1"/>
               <w:left w:val="single" w:color="BBBBBB" w:sz="1"/>
@@ -1521,7 +944,7 @@
         </w:tc>
         <w:tc>
           <w:tcPr>
-            <w:tcW w:type="dxa" w:w="2340"/>
+            <w:tcW w:type="dxa" w:w="3120"/>
             <w:tcBorders>
               <w:top w:val="single" w:color="BBBBBB" w:sz="1"/>
               <w:left w:val="single" w:color="BBBBBB" w:sz="1"/>
@@ -1547,7 +970,7 @@
         </w:tc>
         <w:tc>
           <w:tcPr>
-            <w:tcW w:type="dxa" w:w="2340"/>
+            <w:tcW w:type="dxa" w:w="3120"/>
             <w:tcBorders>
               <w:top w:val="single" w:color="BBBBBB" w:sz="1"/>
               <w:left w:val="single" w:color="BBBBBB" w:sz="1"/>
@@ -1569,22 +992,6 @@
               </w:rPr>
               <w:t xml:space="preserve">绕过 SDK 内部 fetch 管理</w:t>
             </w:r>
-          </w:p>
-        </w:tc>
-        <w:tc>
-          <w:tcPr>
-            <w:tcW w:type="dxa" w:w="2340"/>
-            <w:tcBorders>
-              <w:top w:val="single" w:color="BBBBBB" w:sz="1"/>
-              <w:left w:val="single" w:color="BBBBBB" w:sz="1"/>
-              <w:bottom w:val="single" w:color="BBBBBB" w:sz="1"/>
-              <w:right w:val="single" w:color="BBBBBB" w:sz="1"/>
-            </w:tcBorders>
-          </w:tcPr>
-          <w:p>
-            <w:pPr>
-              <w:spacing w:after="30" w:before="30"/>
-            </w:pPr>
           </w:p>
         </w:tc>
       </w:tr>
@@ -1594,7 +1001,7 @@
         </w:trPr>
         <w:tc>
           <w:tcPr>
-            <w:tcW w:type="dxa" w:w="2340"/>
+            <w:tcW w:type="dxa" w:w="3120"/>
             <w:tcBorders>
               <w:top w:val="single" w:color="BBBBBB" w:sz="1"/>
               <w:left w:val="single" w:color="BBBBBB" w:sz="1"/>
@@ -1620,7 +1027,7 @@
         </w:tc>
         <w:tc>
           <w:tcPr>
-            <w:tcW w:type="dxa" w:w="2340"/>
+            <w:tcW w:type="dxa" w:w="3120"/>
             <w:tcBorders>
               <w:top w:val="single" w:color="BBBBBB" w:sz="1"/>
               <w:left w:val="single" w:color="BBBBBB" w:sz="1"/>
@@ -1646,7 +1053,7 @@
         </w:tc>
         <w:tc>
           <w:tcPr>
-            <w:tcW w:type="dxa" w:w="2340"/>
+            <w:tcW w:type="dxa" w:w="3120"/>
             <w:tcBorders>
               <w:top w:val="single" w:color="BBBBBB" w:sz="1"/>
               <w:left w:val="single" w:color="BBBBBB" w:sz="1"/>
@@ -1668,22 +1075,6 @@
               </w:rPr>
               <w:t xml:space="preserve">最小侵入，在 payload 层面修正 content 字段</w:t>
             </w:r>
-          </w:p>
-        </w:tc>
-        <w:tc>
-          <w:tcPr>
-            <w:tcW w:type="dxa" w:w="2340"/>
-            <w:tcBorders>
-              <w:top w:val="single" w:color="BBBBBB" w:sz="1"/>
-              <w:left w:val="single" w:color="BBBBBB" w:sz="1"/>
-              <w:bottom w:val="single" w:color="BBBBBB" w:sz="1"/>
-              <w:right w:val="single" w:color="BBBBBB" w:sz="1"/>
-            </w:tcBorders>
-          </w:tcPr>
-          <w:p>
-            <w:pPr>
-              <w:spacing w:after="30" w:before="30"/>
-            </w:pPr>
           </w:p>
         </w:tc>
       </w:tr>
@@ -1766,21 +1157,6 @@
           <w:szCs w:val="21"/>
         </w:rPr>
         <w:t xml:space="preserve">与 Vercel AI SDK 的 stream/non-stream 路径均兼容</w:t>
-      </w:r>
-    </w:p>
-    <w:p>
-      <w:pPr>
-        <w:spacing w:after="50" w:before="50"/>
-      </w:pPr>
-      <w:r>
-        <w:rPr>
-          <w:rFonts w:ascii="Microsoft YaHei" w:cs="Microsoft YaHei" w:eastAsia="Microsoft YaHei" w:hAnsi="Microsoft YaHei"/>
-          <w:b w:val="false"/>
-          <w:bCs w:val="false"/>
-          <w:sz w:val="21"/>
-          <w:szCs w:val="21"/>
-        </w:rPr>
-        <w:t xml:space="preserve">进一步增强：fix: normalize VL request body - content:null -&gt; "" and tool_call_id -&gt; ""</w:t>
       </w:r>
     </w:p>
     <w:p>
@@ -2007,43 +1383,6 @@
             <w:pPr>
               <w:spacing w:after="30" w:before="30"/>
             </w:pPr>
-          </w:p>
-        </w:tc>
-        <w:tc>
-          <w:tcPr>
-            <w:tcW w:type="dxa" w:w="4680"/>
-            <w:tcBorders>
-              <w:top w:val="single" w:color="BBBBBB" w:sz="1"/>
-              <w:left w:val="single" w:color="BBBBBB" w:sz="1"/>
-              <w:bottom w:val="single" w:color="BBBBBB" w:sz="1"/>
-              <w:right w:val="single" w:color="BBBBBB" w:sz="1"/>
-            </w:tcBorders>
-          </w:tcPr>
-          <w:p>
-            <w:pPr>
-              <w:spacing w:after="30" w:before="30"/>
-            </w:pPr>
-          </w:p>
-        </w:tc>
-      </w:tr>
-      <w:tr>
-        <w:trPr>
-          <w:tblHeader w:val="false"/>
-        </w:trPr>
-        <w:tc>
-          <w:tcPr>
-            <w:tcW w:type="dxa" w:w="4680"/>
-            <w:tcBorders>
-              <w:top w:val="single" w:color="BBBBBB" w:sz="1"/>
-              <w:left w:val="single" w:color="BBBBBB" w:sz="1"/>
-              <w:bottom w:val="single" w:color="BBBBBB" w:sz="1"/>
-              <w:right w:val="single" w:color="BBBBBB" w:sz="1"/>
-            </w:tcBorders>
-          </w:tcPr>
-          <w:p>
-            <w:pPr>
-              <w:spacing w:after="30" w:before="30"/>
-            </w:pPr>
             <w:r>
               <w:rPr>
                 <w:rFonts w:ascii="Microsoft YaHei" w:cs="Microsoft YaHei" w:eastAsia="Microsoft YaHei" w:hAnsi="Microsoft YaHei"/>
@@ -2313,43 +1652,6 @@
             <w:pPr>
               <w:spacing w:after="30" w:before="30"/>
             </w:pPr>
-          </w:p>
-        </w:tc>
-        <w:tc>
-          <w:tcPr>
-            <w:tcW w:type="dxa" w:w="4680"/>
-            <w:tcBorders>
-              <w:top w:val="single" w:color="BBBBBB" w:sz="1"/>
-              <w:left w:val="single" w:color="BBBBBB" w:sz="1"/>
-              <w:bottom w:val="single" w:color="BBBBBB" w:sz="1"/>
-              <w:right w:val="single" w:color="BBBBBB" w:sz="1"/>
-            </w:tcBorders>
-          </w:tcPr>
-          <w:p>
-            <w:pPr>
-              <w:spacing w:after="30" w:before="30"/>
-            </w:pPr>
-          </w:p>
-        </w:tc>
-      </w:tr>
-      <w:tr>
-        <w:trPr>
-          <w:tblHeader w:val="false"/>
-        </w:trPr>
-        <w:tc>
-          <w:tcPr>
-            <w:tcW w:type="dxa" w:w="4680"/>
-            <w:tcBorders>
-              <w:top w:val="single" w:color="BBBBBB" w:sz="1"/>
-              <w:left w:val="single" w:color="BBBBBB" w:sz="1"/>
-              <w:bottom w:val="single" w:color="BBBBBB" w:sz="1"/>
-              <w:right w:val="single" w:color="BBBBBB" w:sz="1"/>
-            </w:tcBorders>
-          </w:tcPr>
-          <w:p>
-            <w:pPr>
-              <w:spacing w:after="30" w:before="30"/>
-            </w:pPr>
             <w:r>
               <w:rPr>
                 <w:rFonts w:ascii="Microsoft YaHei" w:cs="Microsoft YaHei" w:eastAsia="Microsoft YaHei" w:hAnsi="Microsoft YaHei"/>
@@ -2562,43 +1864,6 @@
             <w:pPr>
               <w:spacing w:after="30" w:before="30"/>
             </w:pPr>
-          </w:p>
-        </w:tc>
-        <w:tc>
-          <w:tcPr>
-            <w:tcW w:type="dxa" w:w="4680"/>
-            <w:tcBorders>
-              <w:top w:val="single" w:color="BBBBBB" w:sz="1"/>
-              <w:left w:val="single" w:color="BBBBBB" w:sz="1"/>
-              <w:bottom w:val="single" w:color="BBBBBB" w:sz="1"/>
-              <w:right w:val="single" w:color="BBBBBB" w:sz="1"/>
-            </w:tcBorders>
-          </w:tcPr>
-          <w:p>
-            <w:pPr>
-              <w:spacing w:after="30" w:before="30"/>
-            </w:pPr>
-          </w:p>
-        </w:tc>
-      </w:tr>
-      <w:tr>
-        <w:trPr>
-          <w:tblHeader w:val="false"/>
-        </w:trPr>
-        <w:tc>
-          <w:tcPr>
-            <w:tcW w:type="dxa" w:w="4680"/>
-            <w:tcBorders>
-              <w:top w:val="single" w:color="BBBBBB" w:sz="1"/>
-              <w:left w:val="single" w:color="BBBBBB" w:sz="1"/>
-              <w:bottom w:val="single" w:color="BBBBBB" w:sz="1"/>
-              <w:right w:val="single" w:color="BBBBBB" w:sz="1"/>
-            </w:tcBorders>
-          </w:tcPr>
-          <w:p>
-            <w:pPr>
-              <w:spacing w:after="30" w:before="30"/>
-            </w:pPr>
             <w:r>
               <w:rPr>
                 <w:rFonts w:ascii="Microsoft YaHei" w:cs="Microsoft YaHei" w:eastAsia="Microsoft YaHei" w:hAnsi="Microsoft YaHei"/>
@@ -2847,117 +2112,6 @@
             <w:pPr>
               <w:spacing w:after="30" w:before="30"/>
             </w:pPr>
-          </w:p>
-        </w:tc>
-        <w:tc>
-          <w:tcPr>
-            <w:tcW w:type="dxa" w:w="4680"/>
-            <w:tcBorders>
-              <w:top w:val="single" w:color="BBBBBB" w:sz="1"/>
-              <w:left w:val="single" w:color="BBBBBB" w:sz="1"/>
-              <w:bottom w:val="single" w:color="BBBBBB" w:sz="1"/>
-              <w:right w:val="single" w:color="BBBBBB" w:sz="1"/>
-            </w:tcBorders>
-          </w:tcPr>
-          <w:p>
-            <w:pPr>
-              <w:spacing w:after="30" w:before="30"/>
-            </w:pPr>
-          </w:p>
-        </w:tc>
-      </w:tr>
-      <w:tr>
-        <w:trPr>
-          <w:tblHeader w:val="false"/>
-        </w:trPr>
-        <w:tc>
-          <w:tcPr>
-            <w:tcW w:type="dxa" w:w="4680"/>
-            <w:tcBorders>
-              <w:top w:val="single" w:color="BBBBBB" w:sz="1"/>
-              <w:left w:val="single" w:color="BBBBBB" w:sz="1"/>
-              <w:bottom w:val="single" w:color="BBBBBB" w:sz="1"/>
-              <w:right w:val="single" w:color="BBBBBB" w:sz="1"/>
-            </w:tcBorders>
-          </w:tcPr>
-          <w:p>
-            <w:pPr>
-              <w:spacing w:after="30" w:before="30"/>
-            </w:pPr>
-          </w:p>
-        </w:tc>
-        <w:tc>
-          <w:tcPr>
-            <w:tcW w:type="dxa" w:w="4680"/>
-            <w:tcBorders>
-              <w:top w:val="single" w:color="BBBBBB" w:sz="1"/>
-              <w:left w:val="single" w:color="BBBBBB" w:sz="1"/>
-              <w:bottom w:val="single" w:color="BBBBBB" w:sz="1"/>
-              <w:right w:val="single" w:color="BBBBBB" w:sz="1"/>
-            </w:tcBorders>
-          </w:tcPr>
-          <w:p>
-            <w:pPr>
-              <w:spacing w:after="30" w:before="30"/>
-            </w:pPr>
-          </w:p>
-        </w:tc>
-      </w:tr>
-      <w:tr>
-        <w:trPr>
-          <w:tblHeader w:val="false"/>
-        </w:trPr>
-        <w:tc>
-          <w:tcPr>
-            <w:tcW w:type="dxa" w:w="4680"/>
-            <w:tcBorders>
-              <w:top w:val="single" w:color="BBBBBB" w:sz="1"/>
-              <w:left w:val="single" w:color="BBBBBB" w:sz="1"/>
-              <w:bottom w:val="single" w:color="BBBBBB" w:sz="1"/>
-              <w:right w:val="single" w:color="BBBBBB" w:sz="1"/>
-            </w:tcBorders>
-          </w:tcPr>
-          <w:p>
-            <w:pPr>
-              <w:spacing w:after="30" w:before="30"/>
-            </w:pPr>
-          </w:p>
-        </w:tc>
-        <w:tc>
-          <w:tcPr>
-            <w:tcW w:type="dxa" w:w="4680"/>
-            <w:tcBorders>
-              <w:top w:val="single" w:color="BBBBBB" w:sz="1"/>
-              <w:left w:val="single" w:color="BBBBBB" w:sz="1"/>
-              <w:bottom w:val="single" w:color="BBBBBB" w:sz="1"/>
-              <w:right w:val="single" w:color="BBBBBB" w:sz="1"/>
-            </w:tcBorders>
-          </w:tcPr>
-          <w:p>
-            <w:pPr>
-              <w:spacing w:after="30" w:before="30"/>
-            </w:pPr>
-          </w:p>
-        </w:tc>
-      </w:tr>
-      <w:tr>
-        <w:trPr>
-          <w:tblHeader w:val="false"/>
-        </w:trPr>
-        <w:tc>
-          <w:tcPr>
-            <w:tcW w:type="dxa" w:w="4680"/>
-            <w:tcBorders>
-              <w:top w:val="single" w:color="BBBBBB" w:sz="1"/>
-              <w:left w:val="single" w:color="BBBBBB" w:sz="1"/>
-              <w:bottom w:val="single" w:color="BBBBBB" w:sz="1"/>
-              <w:right w:val="single" w:color="BBBBBB" w:sz="1"/>
-            </w:tcBorders>
-          </w:tcPr>
-          <w:p>
-            <w:pPr>
-              <w:spacing w:after="30" w:before="30"/>
-            </w:pPr>
             <w:r>
               <w:rPr>
                 <w:rFonts w:ascii="Microsoft YaHei" w:cs="Microsoft YaHei" w:eastAsia="Microsoft YaHei" w:hAnsi="Microsoft YaHei"/>
@@ -3170,43 +2324,6 @@
             <w:pPr>
               <w:spacing w:after="30" w:before="30"/>
             </w:pPr>
-          </w:p>
-        </w:tc>
-        <w:tc>
-          <w:tcPr>
-            <w:tcW w:type="dxa" w:w="4680"/>
-            <w:tcBorders>
-              <w:top w:val="single" w:color="BBBBBB" w:sz="1"/>
-              <w:left w:val="single" w:color="BBBBBB" w:sz="1"/>
-              <w:bottom w:val="single" w:color="BBBBBB" w:sz="1"/>
-              <w:right w:val="single" w:color="BBBBBB" w:sz="1"/>
-            </w:tcBorders>
-          </w:tcPr>
-          <w:p>
-            <w:pPr>
-              <w:spacing w:after="30" w:before="30"/>
-            </w:pPr>
-          </w:p>
-        </w:tc>
-      </w:tr>
-      <w:tr>
-        <w:trPr>
-          <w:tblHeader w:val="false"/>
-        </w:trPr>
-        <w:tc>
-          <w:tcPr>
-            <w:tcW w:type="dxa" w:w="4680"/>
-            <w:tcBorders>
-              <w:top w:val="single" w:color="BBBBBB" w:sz="1"/>
-              <w:left w:val="single" w:color="BBBBBB" w:sz="1"/>
-              <w:bottom w:val="single" w:color="BBBBBB" w:sz="1"/>
-              <w:right w:val="single" w:color="BBBBBB" w:sz="1"/>
-            </w:tcBorders>
-          </w:tcPr>
-          <w:p>
-            <w:pPr>
-              <w:spacing w:after="30" w:before="30"/>
-            </w:pPr>
             <w:r>
               <w:rPr>
                 <w:rFonts w:ascii="Microsoft YaHei" w:cs="Microsoft YaHei" w:eastAsia="Microsoft YaHei" w:hAnsi="Microsoft YaHei"/>
@@ -3419,154 +2536,6 @@
             <w:pPr>
               <w:spacing w:after="30" w:before="30"/>
             </w:pPr>
-          </w:p>
-        </w:tc>
-        <w:tc>
-          <w:tcPr>
-            <w:tcW w:type="dxa" w:w="4680"/>
-            <w:tcBorders>
-              <w:top w:val="single" w:color="BBBBBB" w:sz="1"/>
-              <w:left w:val="single" w:color="BBBBBB" w:sz="1"/>
-              <w:bottom w:val="single" w:color="BBBBBB" w:sz="1"/>
-              <w:right w:val="single" w:color="BBBBBB" w:sz="1"/>
-            </w:tcBorders>
-          </w:tcPr>
-          <w:p>
-            <w:pPr>
-              <w:spacing w:after="30" w:before="30"/>
-            </w:pPr>
-          </w:p>
-        </w:tc>
-      </w:tr>
-      <w:tr>
-        <w:trPr>
-          <w:tblHeader w:val="false"/>
-        </w:trPr>
-        <w:tc>
-          <w:tcPr>
-            <w:tcW w:type="dxa" w:w="4680"/>
-            <w:tcBorders>
-              <w:top w:val="single" w:color="BBBBBB" w:sz="1"/>
-              <w:left w:val="single" w:color="BBBBBB" w:sz="1"/>
-              <w:bottom w:val="single" w:color="BBBBBB" w:sz="1"/>
-              <w:right w:val="single" w:color="BBBBBB" w:sz="1"/>
-            </w:tcBorders>
-          </w:tcPr>
-          <w:p>
-            <w:pPr>
-              <w:spacing w:after="30" w:before="30"/>
-            </w:pPr>
-          </w:p>
-        </w:tc>
-        <w:tc>
-          <w:tcPr>
-            <w:tcW w:type="dxa" w:w="4680"/>
-            <w:tcBorders>
-              <w:top w:val="single" w:color="BBBBBB" w:sz="1"/>
-              <w:left w:val="single" w:color="BBBBBB" w:sz="1"/>
-              <w:bottom w:val="single" w:color="BBBBBB" w:sz="1"/>
-              <w:right w:val="single" w:color="BBBBBB" w:sz="1"/>
-            </w:tcBorders>
-          </w:tcPr>
-          <w:p>
-            <w:pPr>
-              <w:spacing w:after="30" w:before="30"/>
-            </w:pPr>
-          </w:p>
-        </w:tc>
-      </w:tr>
-      <w:tr>
-        <w:trPr>
-          <w:tblHeader w:val="false"/>
-        </w:trPr>
-        <w:tc>
-          <w:tcPr>
-            <w:tcW w:type="dxa" w:w="4680"/>
-            <w:tcBorders>
-              <w:top w:val="single" w:color="BBBBBB" w:sz="1"/>
-              <w:left w:val="single" w:color="BBBBBB" w:sz="1"/>
-              <w:bottom w:val="single" w:color="BBBBBB" w:sz="1"/>
-              <w:right w:val="single" w:color="BBBBBB" w:sz="1"/>
-            </w:tcBorders>
-          </w:tcPr>
-          <w:p>
-            <w:pPr>
-              <w:spacing w:after="30" w:before="30"/>
-            </w:pPr>
-          </w:p>
-        </w:tc>
-        <w:tc>
-          <w:tcPr>
-            <w:tcW w:type="dxa" w:w="4680"/>
-            <w:tcBorders>
-              <w:top w:val="single" w:color="BBBBBB" w:sz="1"/>
-              <w:left w:val="single" w:color="BBBBBB" w:sz="1"/>
-              <w:bottom w:val="single" w:color="BBBBBB" w:sz="1"/>
-              <w:right w:val="single" w:color="BBBBBB" w:sz="1"/>
-            </w:tcBorders>
-          </w:tcPr>
-          <w:p>
-            <w:pPr>
-              <w:spacing w:after="30" w:before="30"/>
-            </w:pPr>
-          </w:p>
-        </w:tc>
-      </w:tr>
-      <w:tr>
-        <w:trPr>
-          <w:tblHeader w:val="false"/>
-        </w:trPr>
-        <w:tc>
-          <w:tcPr>
-            <w:tcW w:type="dxa" w:w="4680"/>
-            <w:tcBorders>
-              <w:top w:val="single" w:color="BBBBBB" w:sz="1"/>
-              <w:left w:val="single" w:color="BBBBBB" w:sz="1"/>
-              <w:bottom w:val="single" w:color="BBBBBB" w:sz="1"/>
-              <w:right w:val="single" w:color="BBBBBB" w:sz="1"/>
-            </w:tcBorders>
-          </w:tcPr>
-          <w:p>
-            <w:pPr>
-              <w:spacing w:after="30" w:before="30"/>
-            </w:pPr>
-          </w:p>
-        </w:tc>
-        <w:tc>
-          <w:tcPr>
-            <w:tcW w:type="dxa" w:w="4680"/>
-            <w:tcBorders>
-              <w:top w:val="single" w:color="BBBBBB" w:sz="1"/>
-              <w:left w:val="single" w:color="BBBBBB" w:sz="1"/>
-              <w:bottom w:val="single" w:color="BBBBBB" w:sz="1"/>
-              <w:right w:val="single" w:color="BBBBBB" w:sz="1"/>
-            </w:tcBorders>
-          </w:tcPr>
-          <w:p>
-            <w:pPr>
-              <w:spacing w:after="30" w:before="30"/>
-            </w:pPr>
-          </w:p>
-        </w:tc>
-      </w:tr>
-      <w:tr>
-        <w:trPr>
-          <w:tblHeader w:val="false"/>
-        </w:trPr>
-        <w:tc>
-          <w:tcPr>
-            <w:tcW w:type="dxa" w:w="4680"/>
-            <w:tcBorders>
-              <w:top w:val="single" w:color="BBBBBB" w:sz="1"/>
-              <w:left w:val="single" w:color="BBBBBB" w:sz="1"/>
-              <w:bottom w:val="single" w:color="BBBBBB" w:sz="1"/>
-              <w:right w:val="single" w:color="BBBBBB" w:sz="1"/>
-            </w:tcBorders>
-          </w:tcPr>
-          <w:p>
-            <w:pPr>
-              <w:spacing w:after="30" w:before="30"/>
-            </w:pPr>
             <w:r>
               <w:rPr>
                 <w:rFonts w:ascii="Microsoft YaHei" w:cs="Microsoft YaHei" w:eastAsia="Microsoft YaHei" w:hAnsi="Microsoft YaHei"/>
@@ -3779,80 +2748,6 @@
             <w:pPr>
               <w:spacing w:after="30" w:before="30"/>
             </w:pPr>
-          </w:p>
-        </w:tc>
-        <w:tc>
-          <w:tcPr>
-            <w:tcW w:type="dxa" w:w="4680"/>
-            <w:tcBorders>
-              <w:top w:val="single" w:color="BBBBBB" w:sz="1"/>
-              <w:left w:val="single" w:color="BBBBBB" w:sz="1"/>
-              <w:bottom w:val="single" w:color="BBBBBB" w:sz="1"/>
-              <w:right w:val="single" w:color="BBBBBB" w:sz="1"/>
-            </w:tcBorders>
-          </w:tcPr>
-          <w:p>
-            <w:pPr>
-              <w:spacing w:after="30" w:before="30"/>
-            </w:pPr>
-          </w:p>
-        </w:tc>
-      </w:tr>
-      <w:tr>
-        <w:trPr>
-          <w:tblHeader w:val="false"/>
-        </w:trPr>
-        <w:tc>
-          <w:tcPr>
-            <w:tcW w:type="dxa" w:w="4680"/>
-            <w:tcBorders>
-              <w:top w:val="single" w:color="BBBBBB" w:sz="1"/>
-              <w:left w:val="single" w:color="BBBBBB" w:sz="1"/>
-              <w:bottom w:val="single" w:color="BBBBBB" w:sz="1"/>
-              <w:right w:val="single" w:color="BBBBBB" w:sz="1"/>
-            </w:tcBorders>
-          </w:tcPr>
-          <w:p>
-            <w:pPr>
-              <w:spacing w:after="30" w:before="30"/>
-            </w:pPr>
-          </w:p>
-        </w:tc>
-        <w:tc>
-          <w:tcPr>
-            <w:tcW w:type="dxa" w:w="4680"/>
-            <w:tcBorders>
-              <w:top w:val="single" w:color="BBBBBB" w:sz="1"/>
-              <w:left w:val="single" w:color="BBBBBB" w:sz="1"/>
-              <w:bottom w:val="single" w:color="BBBBBB" w:sz="1"/>
-              <w:right w:val="single" w:color="BBBBBB" w:sz="1"/>
-            </w:tcBorders>
-          </w:tcPr>
-          <w:p>
-            <w:pPr>
-              <w:spacing w:after="30" w:before="30"/>
-            </w:pPr>
-          </w:p>
-        </w:tc>
-      </w:tr>
-      <w:tr>
-        <w:trPr>
-          <w:tblHeader w:val="false"/>
-        </w:trPr>
-        <w:tc>
-          <w:tcPr>
-            <w:tcW w:type="dxa" w:w="4680"/>
-            <w:tcBorders>
-              <w:top w:val="single" w:color="BBBBBB" w:sz="1"/>
-              <w:left w:val="single" w:color="BBBBBB" w:sz="1"/>
-              <w:bottom w:val="single" w:color="BBBBBB" w:sz="1"/>
-              <w:right w:val="single" w:color="BBBBBB" w:sz="1"/>
-            </w:tcBorders>
-          </w:tcPr>
-          <w:p>
-            <w:pPr>
-              <w:spacing w:after="30" w:before="30"/>
-            </w:pPr>
             <w:r>
               <w:rPr>
                 <w:rFonts w:ascii="Microsoft YaHei" w:cs="Microsoft YaHei" w:eastAsia="Microsoft YaHei" w:hAnsi="Microsoft YaHei"/>
@@ -3928,8 +2823,7 @@
         </w:tblBorders>
       </w:tblPr>
       <w:tblGrid>
-        <w:gridCol w:w="4680"/>
-        <w:gridCol w:w="4680"/>
+        <w:gridCol w:w="9360"/>
       </w:tblGrid>
       <w:tr>
         <w:trPr>
@@ -3937,7 +2831,7 @@
         </w:trPr>
         <w:tc>
           <w:tcPr>
-            <w:tcW w:type="dxa" w:w="4680"/>
+            <w:tcW w:type="dxa" w:w="9360"/>
             <w:tcBorders>
               <w:top w:val="single" w:color="BBBBBB" w:sz="1"/>
               <w:left w:val="single" w:color="BBBBBB" w:sz="1"/>
@@ -3959,33 +2853,6 @@
                 <w:szCs w:val="21"/>
               </w:rPr>
               <w:t xml:space="preserve">修复内容</w:t>
-            </w:r>
-          </w:p>
-        </w:tc>
-        <w:tc>
-          <w:tcPr>
-            <w:tcW w:type="dxa" w:w="4680"/>
-            <w:tcBorders>
-              <w:top w:val="single" w:color="BBBBBB" w:sz="1"/>
-              <w:left w:val="single" w:color="BBBBBB" w:sz="1"/>
-              <w:bottom w:val="single" w:color="BBBBBB" w:sz="1"/>
-              <w:right w:val="single" w:color="BBBBBB" w:sz="1"/>
-            </w:tcBorders>
-            <w:shd w:fill="D5E8F0" w:val="clear"/>
-          </w:tcPr>
-          <w:p>
-            <w:pPr>
-              <w:spacing w:after="30" w:before="30"/>
-            </w:pPr>
-            <w:r>
-              <w:rPr>
-                <w:rFonts w:ascii="Microsoft YaHei" w:cs="Microsoft YaHei" w:eastAsia="Microsoft YaHei" w:hAnsi="Microsoft YaHei"/>
-                <w:b/>
-                <w:bCs/>
-                <w:sz w:val="21"/>
-                <w:szCs w:val="21"/>
-              </w:rPr>
-              <w:t xml:space="preserve">commit</w:t>
             </w:r>
           </w:p>
         </w:tc>
@@ -3996,7 +2863,7 @@
         </w:trPr>
         <w:tc>
           <w:tcPr>
-            <w:tcW w:type="dxa" w:w="4680"/>
+            <w:tcW w:type="dxa" w:w="9360"/>
             <w:tcBorders>
               <w:top w:val="single" w:color="BBBBBB" w:sz="1"/>
               <w:left w:val="single" w:color="BBBBBB" w:sz="1"/>
@@ -4022,7 +2889,7 @@
         </w:tc>
         <w:tc>
           <w:tcPr>
-            <w:tcW w:type="dxa" w:w="4680"/>
+            <w:tcW w:type="dxa" w:w="9360"/>
             <w:tcBorders>
               <w:top w:val="single" w:color="BBBBBB" w:sz="1"/>
               <w:left w:val="single" w:color="BBBBBB" w:sz="1"/>
@@ -4053,7 +2920,7 @@
         </w:trPr>
         <w:tc>
           <w:tcPr>
-            <w:tcW w:type="dxa" w:w="4680"/>
+            <w:tcW w:type="dxa" w:w="9360"/>
             <w:tcBorders>
               <w:top w:val="single" w:color="BBBBBB" w:sz="1"/>
               <w:left w:val="single" w:color="BBBBBB" w:sz="1"/>
@@ -4079,7 +2946,7 @@
         </w:tc>
         <w:tc>
           <w:tcPr>
-            <w:tcW w:type="dxa" w:w="4680"/>
+            <w:tcW w:type="dxa" w:w="9360"/>
             <w:tcBorders>
               <w:top w:val="single" w:color="BBBBBB" w:sz="1"/>
               <w:left w:val="single" w:color="BBBBBB" w:sz="1"/>
@@ -4110,7 +2977,7 @@
         </w:trPr>
         <w:tc>
           <w:tcPr>
-            <w:tcW w:type="dxa" w:w="4680"/>
+            <w:tcW w:type="dxa" w:w="9360"/>
             <w:tcBorders>
               <w:top w:val="single" w:color="BBBBBB" w:sz="1"/>
               <w:left w:val="single" w:color="BBBBBB" w:sz="1"/>
@@ -4136,7 +3003,7 @@
         </w:tc>
         <w:tc>
           <w:tcPr>
-            <w:tcW w:type="dxa" w:w="4680"/>
+            <w:tcW w:type="dxa" w:w="9360"/>
             <w:tcBorders>
               <w:top w:val="single" w:color="BBBBBB" w:sz="1"/>
               <w:left w:val="single" w:color="BBBBBB" w:sz="1"/>
@@ -4167,7 +3034,7 @@
         </w:trPr>
         <w:tc>
           <w:tcPr>
-            <w:tcW w:type="dxa" w:w="4680"/>
+            <w:tcW w:type="dxa" w:w="9360"/>
             <w:tcBorders>
               <w:top w:val="single" w:color="BBBBBB" w:sz="1"/>
               <w:left w:val="single" w:color="BBBBBB" w:sz="1"/>
@@ -4193,7 +3060,7 @@
         </w:tc>
         <w:tc>
           <w:tcPr>
-            <w:tcW w:type="dxa" w:w="4680"/>
+            <w:tcW w:type="dxa" w:w="9360"/>
             <w:tcBorders>
               <w:top w:val="single" w:color="BBBBBB" w:sz="1"/>
               <w:left w:val="single" w:color="BBBBBB" w:sz="1"/>
@@ -4224,7 +3091,7 @@
         </w:trPr>
         <w:tc>
           <w:tcPr>
-            <w:tcW w:type="dxa" w:w="4680"/>
+            <w:tcW w:type="dxa" w:w="9360"/>
             <w:tcBorders>
               <w:top w:val="single" w:color="BBBBBB" w:sz="1"/>
               <w:left w:val="single" w:color="BBBBBB" w:sz="1"/>
@@ -4250,7 +3117,7 @@
         </w:tc>
         <w:tc>
           <w:tcPr>
-            <w:tcW w:type="dxa" w:w="4680"/>
+            <w:tcW w:type="dxa" w:w="9360"/>
             <w:tcBorders>
               <w:top w:val="single" w:color="BBBBBB" w:sz="1"/>
               <w:left w:val="single" w:color="BBBBBB" w:sz="1"/>
@@ -4750,21 +3617,6 @@
           <w:sz w:val="21"/>
           <w:szCs w:val="21"/>
         </w:rPr>
-        <w:t xml:space="preserve">   - commit: fix: remove image-routing skill pre-injection, use same flow as text</w:t>
-      </w:r>
-    </w:p>
-    <w:p>
-      <w:pPr>
-        <w:spacing w:after="50" w:before="50"/>
-      </w:pPr>
-      <w:r>
-        <w:rPr>
-          <w:rFonts w:ascii="Microsoft YaHei" w:cs="Microsoft YaHei" w:eastAsia="Microsoft YaHei" w:hAnsi="Microsoft YaHei"/>
-          <w:b w:val="false"/>
-          <w:bCs w:val="false"/>
-          <w:sz w:val="21"/>
-          <w:szCs w:val="21"/>
-        </w:rPr>
         <w:t xml:space="preserve">   - 效果：system prompt 减少 ~3KB</w:t>
       </w:r>
     </w:p>
@@ -4815,21 +3667,6 @@
           <w:sz w:val="21"/>
           <w:szCs w:val="21"/>
         </w:rPr>
-        <w:t xml:space="preserve">   - commit: fix: remove duplicated content field from get_skill response</w:t>
-      </w:r>
-    </w:p>
-    <w:p>
-      <w:pPr>
-        <w:spacing w:after="50" w:before="50"/>
-      </w:pPr>
-      <w:r>
-        <w:rPr>
-          <w:rFonts w:ascii="Microsoft YaHei" w:cs="Microsoft YaHei" w:eastAsia="Microsoft YaHei" w:hAnsi="Microsoft YaHei"/>
-          <w:b w:val="false"/>
-          <w:bCs w:val="false"/>
-          <w:sz w:val="21"/>
-          <w:szCs w:val="21"/>
-        </w:rPr>
         <w:t xml:space="preserve">   - 效果：单次 skill 加载从 ~30KB 降至 ~15KB</w:t>
       </w:r>
     </w:p>
@@ -4880,21 +3717,6 @@
           <w:sz w:val="21"/>
           <w:szCs w:val="21"/>
         </w:rPr>
-        <w:t xml:space="preserve">   - commit: fix: remove diet-specific instruction from generic image path</w:t>
-      </w:r>
-    </w:p>
-    <w:p>
-      <w:pPr>
-        <w:spacing w:after="50" w:before="50"/>
-      </w:pPr>
-      <w:r>
-        <w:rPr>
-          <w:rFonts w:ascii="Microsoft YaHei" w:cs="Microsoft YaHei" w:eastAsia="Microsoft YaHei" w:hAnsi="Microsoft YaHei"/>
-          <w:b w:val="false"/>
-          <w:bCs w:val="false"/>
-          <w:sz w:val="21"/>
-          <w:szCs w:val="21"/>
-        </w:rPr>
         <w:t xml:space="preserve">   - 效果：减少不必要的 prompt 指令，支持扩展到运动/医学等图片类型</w:t>
       </w:r>
     </w:p>
@@ -4945,21 +3767,6 @@
           <w:sz w:val="21"/>
           <w:szCs w:val="21"/>
         </w:rPr>
-        <w:t xml:space="preserve">   - commit: fix: remove skill name from injection tag to prevent tool name confusion</w:t>
-      </w:r>
-    </w:p>
-    <w:p>
-      <w:pPr>
-        <w:spacing w:after="50" w:before="50"/>
-      </w:pPr>
-      <w:r>
-        <w:rPr>
-          <w:rFonts w:ascii="Microsoft YaHei" w:cs="Microsoft YaHei" w:eastAsia="Microsoft YaHei" w:hAnsi="Microsoft YaHei"/>
-          <w:b w:val="false"/>
-          <w:bCs w:val="false"/>
-          <w:sz w:val="21"/>
-          <w:szCs w:val="21"/>
-        </w:rPr>
         <w:t xml:space="preserve">   - 效果：减少模型将 skill 名误当工具名的概率</w:t>
       </w:r>
     </w:p>
@@ -5352,7 +4159,7 @@
           <w:sz w:val="21"/>
           <w:szCs w:val="21"/>
         </w:rPr>
-        <w:t xml:space="preserve"> 的对比实验（commit ），得出数据预处理策略：</w:t>
+        <w:t xml:space="preserve"> 的对比实验，得出数据预处理策略：</w:t>
       </w:r>
     </w:p>
     <w:tbl>
@@ -6377,21 +5184,72 @@
         <w:t xml:space="preserve">模型选择：397B 以上使用条件 D（全量注入），122B 以下使用条件 A（避免退化）</w:t>
       </w:r>
     </w:p>
+    <w:tbl>
+      <w:tblPr>
+        <w:tblW w:type="auto" w:w="100"/>
+        <w:tblBorders>
+          <w:top w:val="single" w:color="auto" w:sz="4"/>
+          <w:left w:val="single" w:color="auto" w:sz="4"/>
+          <w:bottom w:val="single" w:color="auto" w:sz="4"/>
+          <w:right w:val="single" w:color="auto" w:sz="4"/>
+          <w:insideH w:val="single" w:color="auto" w:sz="4"/>
+          <w:insideV w:val="single" w:color="auto" w:sz="4"/>
+        </w:tblBorders>
+      </w:tblPr>
+      <w:tblGrid>
+        <w:gridCol w:w="9360"/>
+      </w:tblGrid>
+      <w:tr>
+        <w:trPr>
+          <w:tblHeader/>
+        </w:trPr>
+        <w:tc>
+          <w:tcPr>
+            <w:tcW w:type="dxa" w:w="9360"/>
+            <w:tcBorders>
+              <w:top w:val="single" w:color="BBBBBB" w:sz="1"/>
+              <w:left w:val="single" w:color="BBBBBB" w:sz="1"/>
+              <w:bottom w:val="single" w:color="BBBBBB" w:sz="1"/>
+              <w:right w:val="single" w:color="BBBBBB" w:sz="1"/>
+            </w:tcBorders>
+            <w:shd w:fill="D5E8F0" w:val="clear"/>
+          </w:tcPr>
+          <w:p>
+            <w:pPr>
+              <w:spacing w:after="30" w:before="30"/>
+            </w:pPr>
+            <w:r>
+              <w:rPr>
+                <w:rFonts w:ascii="Microsoft YaHei" w:cs="Microsoft YaHei" w:eastAsia="Microsoft YaHei" w:hAnsi="Microsoft YaHei"/>
+                <w:b/>
+                <w:bCs/>
+                <w:sz w:val="21"/>
+                <w:szCs w:val="21"/>
+              </w:rPr>
+              <w:t xml:space="preserve">内容</w:t>
+            </w:r>
+          </w:p>
+        </w:tc>
+      </w:tr>
+    </w:tbl>
     <w:p>
       <w:pPr>
-        <w:pStyle w:val="Heading3"/>
-        <w:spacing w:after="100" w:before="200"/>
+        <w:spacing w:after="100"/>
+      </w:pPr>
+    </w:p>
+    <w:p>
+      <w:pPr>
+        <w:spacing w:after="50" w:before="50"/>
       </w:pPr>
       <w:r>
         <w:rPr>
           <w:rFonts w:ascii="Microsoft YaHei" w:cs="Microsoft YaHei" w:eastAsia="Microsoft YaHei" w:hAnsi="Microsoft YaHei"/>
-          <w:b/>
-          <w:bCs/>
-          <w:color w:val="404040"/>
-          <w:sz w:val="24"/>
-          <w:szCs w:val="24"/>
+          <w:b w:val="false"/>
+          <w:bCs w:val="false"/>
+          <w:sz w:val="21"/>
+          <w:szCs w:val="21"/>
         </w:rPr>
-        <w:t xml:space="preserve">5.3 评测框架建设</w:t>
+        <w:t xml:space="preserve">------|</w:t>
       </w:r>
     </w:p>
     <w:tbl>
@@ -6407,8 +5265,7 @@
         </w:tblBorders>
       </w:tblPr>
       <w:tblGrid>
-        <w:gridCol w:w="4680"/>
-        <w:gridCol w:w="4680"/>
+        <w:gridCol w:w="9360"/>
       </w:tblGrid>
       <w:tr>
         <w:trPr>
@@ -6416,7 +5273,7 @@
         </w:trPr>
         <w:tc>
           <w:tcPr>
-            <w:tcW w:type="dxa" w:w="4680"/>
+            <w:tcW w:type="dxa" w:w="9360"/>
             <w:tcBorders>
               <w:top w:val="single" w:color="BBBBBB" w:sz="1"/>
               <w:left w:val="single" w:color="BBBBBB" w:sz="1"/>
@@ -6437,34 +5294,7 @@
                 <w:sz w:val="21"/>
                 <w:szCs w:val="21"/>
               </w:rPr>
-              <w:t xml:space="preserve">commit</w:t>
-            </w:r>
-          </w:p>
-        </w:tc>
-        <w:tc>
-          <w:tcPr>
-            <w:tcW w:type="dxa" w:w="4680"/>
-            <w:tcBorders>
-              <w:top w:val="single" w:color="BBBBBB" w:sz="1"/>
-              <w:left w:val="single" w:color="BBBBBB" w:sz="1"/>
-              <w:bottom w:val="single" w:color="BBBBBB" w:sz="1"/>
-              <w:right w:val="single" w:color="BBBBBB" w:sz="1"/>
-            </w:tcBorders>
-            <w:shd w:fill="D5E8F0" w:val="clear"/>
-          </w:tcPr>
-          <w:p>
-            <w:pPr>
-              <w:spacing w:after="30" w:before="30"/>
-            </w:pPr>
-            <w:r>
-              <w:rPr>
-                <w:rFonts w:ascii="Microsoft YaHei" w:cs="Microsoft YaHei" w:eastAsia="Microsoft YaHei" w:hAnsi="Microsoft YaHei"/>
-                <w:b/>
-                <w:bCs/>
-                <w:sz w:val="21"/>
-                <w:szCs w:val="21"/>
-              </w:rPr>
-              <w:t xml:space="preserve">内容</w:t>
+              <w:t xml:space="preserve">DOC vs RAW 评测框架搭建</w:t>
             </w:r>
           </w:p>
         </w:tc>
@@ -6475,43 +5305,27 @@
         </w:trPr>
         <w:tc>
           <w:tcPr>
-            <w:tcW w:type="dxa" w:w="4680"/>
-            <w:tcBorders>
-              <w:top w:val="single" w:color="BBBBBB" w:sz="1"/>
-              <w:left w:val="single" w:color="BBBBBB" w:sz="1"/>
-              <w:bottom w:val="single" w:color="BBBBBB" w:sz="1"/>
-              <w:right w:val="single" w:color="BBBBBB" w:sz="1"/>
-            </w:tcBorders>
-          </w:tcPr>
-          <w:p>
-            <w:pPr>
-              <w:spacing w:after="30" w:before="30"/>
-            </w:pPr>
-          </w:p>
-        </w:tc>
-        <w:tc>
-          <w:tcPr>
-            <w:tcW w:type="dxa" w:w="4680"/>
-            <w:tcBorders>
-              <w:top w:val="single" w:color="BBBBBB" w:sz="1"/>
-              <w:left w:val="single" w:color="BBBBBB" w:sz="1"/>
-              <w:bottom w:val="single" w:color="BBBBBB" w:sz="1"/>
-              <w:right w:val="single" w:color="BBBBBB" w:sz="1"/>
-            </w:tcBorders>
-          </w:tcPr>
-          <w:p>
-            <w:pPr>
-              <w:spacing w:after="30" w:before="30"/>
-            </w:pPr>
-            <w:r>
-              <w:rPr>
-                <w:rFonts w:ascii="Microsoft YaHei" w:cs="Microsoft YaHei" w:eastAsia="Microsoft YaHei" w:hAnsi="Microsoft YaHei"/>
-                <w:b w:val="false"/>
-                <w:bCs w:val="false"/>
-                <w:sz w:val="21"/>
-                <w:szCs w:val="21"/>
-              </w:rPr>
-              <w:t xml:space="preserve">DOC vs RAW 评测框架搭建</w:t>
+            <w:tcW w:type="dxa" w:w="9360"/>
+            <w:tcBorders>
+              <w:top w:val="single" w:color="BBBBBB" w:sz="1"/>
+              <w:left w:val="single" w:color="BBBBBB" w:sz="1"/>
+              <w:bottom w:val="single" w:color="BBBBBB" w:sz="1"/>
+              <w:right w:val="single" w:color="BBBBBB" w:sz="1"/>
+            </w:tcBorders>
+          </w:tcPr>
+          <w:p>
+            <w:pPr>
+              <w:spacing w:after="30" w:before="30"/>
+            </w:pPr>
+            <w:r>
+              <w:rPr>
+                <w:rFonts w:ascii="Microsoft YaHei" w:cs="Microsoft YaHei" w:eastAsia="Microsoft YaHei" w:hAnsi="Microsoft YaHei"/>
+                <w:b w:val="false"/>
+                <w:bCs w:val="false"/>
+                <w:sz w:val="21"/>
+                <w:szCs w:val="21"/>
+              </w:rPr>
+              <w:t xml:space="preserve">OpenRouter qwen3-vl 5 case 评测结果</w:t>
             </w:r>
           </w:p>
         </w:tc>
@@ -6522,43 +5336,27 @@
         </w:trPr>
         <w:tc>
           <w:tcPr>
-            <w:tcW w:type="dxa" w:w="4680"/>
-            <w:tcBorders>
-              <w:top w:val="single" w:color="BBBBBB" w:sz="1"/>
-              <w:left w:val="single" w:color="BBBBBB" w:sz="1"/>
-              <w:bottom w:val="single" w:color="BBBBBB" w:sz="1"/>
-              <w:right w:val="single" w:color="BBBBBB" w:sz="1"/>
-            </w:tcBorders>
-          </w:tcPr>
-          <w:p>
-            <w:pPr>
-              <w:spacing w:after="30" w:before="30"/>
-            </w:pPr>
-          </w:p>
-        </w:tc>
-        <w:tc>
-          <w:tcPr>
-            <w:tcW w:type="dxa" w:w="4680"/>
-            <w:tcBorders>
-              <w:top w:val="single" w:color="BBBBBB" w:sz="1"/>
-              <w:left w:val="single" w:color="BBBBBB" w:sz="1"/>
-              <w:bottom w:val="single" w:color="BBBBBB" w:sz="1"/>
-              <w:right w:val="single" w:color="BBBBBB" w:sz="1"/>
-            </w:tcBorders>
-          </w:tcPr>
-          <w:p>
-            <w:pPr>
-              <w:spacing w:after="30" w:before="30"/>
-            </w:pPr>
-            <w:r>
-              <w:rPr>
-                <w:rFonts w:ascii="Microsoft YaHei" w:cs="Microsoft YaHei" w:eastAsia="Microsoft YaHei" w:hAnsi="Microsoft YaHei"/>
-                <w:b w:val="false"/>
-                <w:bCs w:val="false"/>
-                <w:sz w:val="21"/>
-                <w:szCs w:val="21"/>
-              </w:rPr>
-              <w:t xml:space="preserve">OpenRouter qwen3-vl 5 case 评测结果</w:t>
+            <w:tcW w:type="dxa" w:w="9360"/>
+            <w:tcBorders>
+              <w:top w:val="single" w:color="BBBBBB" w:sz="1"/>
+              <w:left w:val="single" w:color="BBBBBB" w:sz="1"/>
+              <w:bottom w:val="single" w:color="BBBBBB" w:sz="1"/>
+              <w:right w:val="single" w:color="BBBBBB" w:sz="1"/>
+            </w:tcBorders>
+          </w:tcPr>
+          <w:p>
+            <w:pPr>
+              <w:spacing w:after="30" w:before="30"/>
+            </w:pPr>
+            <w:r>
+              <w:rPr>
+                <w:rFonts w:ascii="Microsoft YaHei" w:cs="Microsoft YaHei" w:eastAsia="Microsoft YaHei" w:hAnsi="Microsoft YaHei"/>
+                <w:b w:val="false"/>
+                <w:bCs w:val="false"/>
+                <w:sz w:val="21"/>
+                <w:szCs w:val="21"/>
+              </w:rPr>
+              <w:t xml:space="preserve">修订评分标准 + 5 张英文图表</w:t>
             </w:r>
           </w:p>
         </w:tc>
@@ -6569,70 +5367,7 @@
         </w:trPr>
         <w:tc>
           <w:tcPr>
-            <w:tcW w:type="dxa" w:w="4680"/>
-            <w:tcBorders>
-              <w:top w:val="single" w:color="BBBBBB" w:sz="1"/>
-              <w:left w:val="single" w:color="BBBBBB" w:sz="1"/>
-              <w:bottom w:val="single" w:color="BBBBBB" w:sz="1"/>
-              <w:right w:val="single" w:color="BBBBBB" w:sz="1"/>
-            </w:tcBorders>
-          </w:tcPr>
-          <w:p>
-            <w:pPr>
-              <w:spacing w:after="30" w:before="30"/>
-            </w:pPr>
-          </w:p>
-        </w:tc>
-        <w:tc>
-          <w:tcPr>
-            <w:tcW w:type="dxa" w:w="4680"/>
-            <w:tcBorders>
-              <w:top w:val="single" w:color="BBBBBB" w:sz="1"/>
-              <w:left w:val="single" w:color="BBBBBB" w:sz="1"/>
-              <w:bottom w:val="single" w:color="BBBBBB" w:sz="1"/>
-              <w:right w:val="single" w:color="BBBBBB" w:sz="1"/>
-            </w:tcBorders>
-          </w:tcPr>
-          <w:p>
-            <w:pPr>
-              <w:spacing w:after="30" w:before="30"/>
-            </w:pPr>
-            <w:r>
-              <w:rPr>
-                <w:rFonts w:ascii="Microsoft YaHei" w:cs="Microsoft YaHei" w:eastAsia="Microsoft YaHei" w:hAnsi="Microsoft YaHei"/>
-                <w:b w:val="false"/>
-                <w:bCs w:val="false"/>
-                <w:sz w:val="21"/>
-                <w:szCs w:val="21"/>
-              </w:rPr>
-              <w:t xml:space="preserve">修订评分标准 + 5 张英文图表</w:t>
-            </w:r>
-          </w:p>
-        </w:tc>
-      </w:tr>
-      <w:tr>
-        <w:trPr>
-          <w:tblHeader w:val="false"/>
-        </w:trPr>
-        <w:tc>
-          <w:tcPr>
-            <w:tcW w:type="dxa" w:w="4680"/>
-            <w:tcBorders>
-              <w:top w:val="single" w:color="BBBBBB" w:sz="1"/>
-              <w:left w:val="single" w:color="BBBBBB" w:sz="1"/>
-              <w:bottom w:val="single" w:color="BBBBBB" w:sz="1"/>
-              <w:right w:val="single" w:color="BBBBBB" w:sz="1"/>
-            </w:tcBorders>
-          </w:tcPr>
-          <w:p>
-            <w:pPr>
-              <w:spacing w:after="30" w:before="30"/>
-            </w:pPr>
-          </w:p>
-        </w:tc>
-        <w:tc>
-          <w:tcPr>
-            <w:tcW w:type="dxa" w:w="4680"/>
+            <w:tcW w:type="dxa" w:w="9360"/>
             <w:tcBorders>
               <w:top w:val="single" w:color="BBBBBB" w:sz="1"/>
               <w:left w:val="single" w:color="BBBBBB" w:sz="1"/>
@@ -6707,7 +5442,7 @@
           <wp:inline distT="0" distB="0" distL="0" distR="0">
             <wp:extent cx="5143500" cy="695325"/>
             <wp:effectExtent t="0" r="0" b="0" l="0"/>
-            <wp:docPr id="1" name="m03_1.png" descr="m03_1.png" title="m03_1.png"/>
+            <wp:docPr id="1" name="m1.png" descr="m1.png" title="m1.png"/>
             <wp:cNvGraphicFramePr>
               <a:graphicFrameLocks xmlns:a="http://schemas.openxmlformats.org/drawingml/2006/main" noChangeAspect="1"/>
             </wp:cNvGraphicFramePr>
@@ -7456,9 +6191,47 @@
           </w:p>
         </w:tc>
       </w:tr>
+    </w:tbl>
+    <w:p>
+      <w:pPr>
+        <w:spacing w:after="100"/>
+      </w:pPr>
+    </w:p>
+    <w:p>
+      <w:pPr>
+        <w:spacing w:after="50" w:before="50"/>
+      </w:pPr>
+      <w:r>
+        <w:rPr>
+          <w:rFonts w:ascii="Microsoft YaHei" w:cs="Microsoft YaHei" w:eastAsia="Microsoft YaHei" w:hAnsi="Microsoft YaHei"/>
+          <w:b w:val="false"/>
+          <w:bCs w:val="false"/>
+          <w:sz w:val="21"/>
+          <w:szCs w:val="21"/>
+        </w:rPr>
+        <w:t xml:space="preserve">------|---------|</w:t>
+      </w:r>
+    </w:p>
+    <w:tbl>
+      <w:tblPr>
+        <w:tblW w:type="auto" w:w="100"/>
+        <w:tblBorders>
+          <w:top w:val="single" w:color="auto" w:sz="4"/>
+          <w:left w:val="single" w:color="auto" w:sz="4"/>
+          <w:bottom w:val="single" w:color="auto" w:sz="4"/>
+          <w:right w:val="single" w:color="auto" w:sz="4"/>
+          <w:insideH w:val="single" w:color="auto" w:sz="4"/>
+          <w:insideV w:val="single" w:color="auto" w:sz="4"/>
+        </w:tblBorders>
+      </w:tblPr>
+      <w:tblGrid>
+        <w:gridCol w:w="3120"/>
+        <w:gridCol w:w="3120"/>
+        <w:gridCol w:w="3120"/>
+      </w:tblGrid>
       <w:tr>
         <w:trPr>
-          <w:tblHeader w:val="false"/>
+          <w:tblHeader/>
         </w:trPr>
         <w:tc>
           <w:tcPr>
@@ -7469,16 +6242,17 @@
               <w:bottom w:val="single" w:color="BBBBBB" w:sz="1"/>
               <w:right w:val="single" w:color="BBBBBB" w:sz="1"/>
             </w:tcBorders>
-          </w:tcPr>
-          <w:p>
-            <w:pPr>
-              <w:spacing w:after="30" w:before="30"/>
-            </w:pPr>
-            <w:r>
-              <w:rPr>
-                <w:rFonts w:ascii="Microsoft YaHei" w:cs="Microsoft YaHei" w:eastAsia="Microsoft YaHei" w:hAnsi="Microsoft YaHei"/>
-                <w:b w:val="false"/>
-                <w:bCs w:val="false"/>
+            <w:shd w:fill="D5E8F0" w:val="clear"/>
+          </w:tcPr>
+          <w:p>
+            <w:pPr>
+              <w:spacing w:after="30" w:before="30"/>
+            </w:pPr>
+            <w:r>
+              <w:rPr>
+                <w:rFonts w:ascii="Microsoft YaHei" w:cs="Microsoft YaHei" w:eastAsia="Microsoft YaHei" w:hAnsi="Microsoft YaHei"/>
+                <w:b/>
+                <w:bCs/>
                 <w:sz w:val="21"/>
                 <w:szCs w:val="21"/>
               </w:rPr>
@@ -7495,16 +6269,17 @@
               <w:bottom w:val="single" w:color="BBBBBB" w:sz="1"/>
               <w:right w:val="single" w:color="BBBBBB" w:sz="1"/>
             </w:tcBorders>
-          </w:tcPr>
-          <w:p>
-            <w:pPr>
-              <w:spacing w:after="30" w:before="30"/>
-            </w:pPr>
-            <w:r>
-              <w:rPr>
-                <w:rFonts w:ascii="Microsoft YaHei" w:cs="Microsoft YaHei" w:eastAsia="Microsoft YaHei" w:hAnsi="Microsoft YaHei"/>
-                <w:b w:val="false"/>
-                <w:bCs w:val="false"/>
+            <w:shd w:fill="D5E8F0" w:val="clear"/>
+          </w:tcPr>
+          <w:p>
+            <w:pPr>
+              <w:spacing w:after="30" w:before="30"/>
+            </w:pPr>
+            <w:r>
+              <w:rPr>
+                <w:rFonts w:ascii="Microsoft YaHei" w:cs="Microsoft YaHei" w:eastAsia="Microsoft YaHei" w:hAnsi="Microsoft YaHei"/>
+                <w:b/>
+                <w:bCs/>
                 <w:sz w:val="21"/>
                 <w:szCs w:val="21"/>
               </w:rPr>
@@ -7521,16 +6296,17 @@
               <w:bottom w:val="single" w:color="BBBBBB" w:sz="1"/>
               <w:right w:val="single" w:color="BBBBBB" w:sz="1"/>
             </w:tcBorders>
-          </w:tcPr>
-          <w:p>
-            <w:pPr>
-              <w:spacing w:after="30" w:before="30"/>
-            </w:pPr>
-            <w:r>
-              <w:rPr>
-                <w:rFonts w:ascii="Microsoft YaHei" w:cs="Microsoft YaHei" w:eastAsia="Microsoft YaHei" w:hAnsi="Microsoft YaHei"/>
-                <w:b w:val="false"/>
-                <w:bCs w:val="false"/>
+            <w:shd w:fill="D5E8F0" w:val="clear"/>
+          </w:tcPr>
+          <w:p>
+            <w:pPr>
+              <w:spacing w:after="30" w:before="30"/>
+            </w:pPr>
+            <w:r>
+              <w:rPr>
+                <w:rFonts w:ascii="Microsoft YaHei" w:cs="Microsoft YaHei" w:eastAsia="Microsoft YaHei" w:hAnsi="Microsoft YaHei"/>
+                <w:b/>
+                <w:bCs/>
                 <w:sz w:val="21"/>
                 <w:szCs w:val="21"/>
               </w:rPr>
@@ -8121,22 +6897,6 @@
             <w:pPr>
               <w:spacing w:after="30" w:before="30"/>
             </w:pPr>
-          </w:p>
-        </w:tc>
-        <w:tc>
-          <w:tcPr>
-            <w:tcW w:type="dxa" w:w="2340"/>
-            <w:tcBorders>
-              <w:top w:val="single" w:color="BBBBBB" w:sz="1"/>
-              <w:left w:val="single" w:color="BBBBBB" w:sz="1"/>
-              <w:bottom w:val="single" w:color="BBBBBB" w:sz="1"/>
-              <w:right w:val="single" w:color="BBBBBB" w:sz="1"/>
-            </w:tcBorders>
-          </w:tcPr>
-          <w:p>
-            <w:pPr>
-              <w:spacing w:after="30" w:before="30"/>
-            </w:pPr>
             <w:r>
               <w:rPr>
                 <w:rFonts w:ascii="Microsoft YaHei" w:cs="Microsoft YaHei" w:eastAsia="Microsoft YaHei" w:hAnsi="Microsoft YaHei"/>
@@ -8246,22 +7006,6 @@
             <w:pPr>
               <w:spacing w:after="30" w:before="30"/>
             </w:pPr>
-          </w:p>
-        </w:tc>
-        <w:tc>
-          <w:tcPr>
-            <w:tcW w:type="dxa" w:w="2340"/>
-            <w:tcBorders>
-              <w:top w:val="single" w:color="BBBBBB" w:sz="1"/>
-              <w:left w:val="single" w:color="BBBBBB" w:sz="1"/>
-              <w:bottom w:val="single" w:color="BBBBBB" w:sz="1"/>
-              <w:right w:val="single" w:color="BBBBBB" w:sz="1"/>
-            </w:tcBorders>
-          </w:tcPr>
-          <w:p>
-            <w:pPr>
-              <w:spacing w:after="30" w:before="30"/>
-            </w:pPr>
             <w:r>
               <w:rPr>
                 <w:rFonts w:ascii="Microsoft YaHei" w:cs="Microsoft YaHei" w:eastAsia="Microsoft YaHei" w:hAnsi="Microsoft YaHei"/>
@@ -8371,22 +7115,6 @@
             <w:pPr>
               <w:spacing w:after="30" w:before="30"/>
             </w:pPr>
-          </w:p>
-        </w:tc>
-        <w:tc>
-          <w:tcPr>
-            <w:tcW w:type="dxa" w:w="2340"/>
-            <w:tcBorders>
-              <w:top w:val="single" w:color="BBBBBB" w:sz="1"/>
-              <w:left w:val="single" w:color="BBBBBB" w:sz="1"/>
-              <w:bottom w:val="single" w:color="BBBBBB" w:sz="1"/>
-              <w:right w:val="single" w:color="BBBBBB" w:sz="1"/>
-            </w:tcBorders>
-          </w:tcPr>
-          <w:p>
-            <w:pPr>
-              <w:spacing w:after="30" w:before="30"/>
-            </w:pPr>
             <w:r>
               <w:rPr>
                 <w:rFonts w:ascii="Microsoft YaHei" w:cs="Microsoft YaHei" w:eastAsia="Microsoft YaHei" w:hAnsi="Microsoft YaHei"/>
@@ -8496,22 +7224,6 @@
             <w:pPr>
               <w:spacing w:after="30" w:before="30"/>
             </w:pPr>
-          </w:p>
-        </w:tc>
-        <w:tc>
-          <w:tcPr>
-            <w:tcW w:type="dxa" w:w="2340"/>
-            <w:tcBorders>
-              <w:top w:val="single" w:color="BBBBBB" w:sz="1"/>
-              <w:left w:val="single" w:color="BBBBBB" w:sz="1"/>
-              <w:bottom w:val="single" w:color="BBBBBB" w:sz="1"/>
-              <w:right w:val="single" w:color="BBBBBB" w:sz="1"/>
-            </w:tcBorders>
-          </w:tcPr>
-          <w:p>
-            <w:pPr>
-              <w:spacing w:after="30" w:before="30"/>
-            </w:pPr>
             <w:r>
               <w:rPr>
                 <w:rFonts w:ascii="Microsoft YaHei" w:cs="Microsoft YaHei" w:eastAsia="Microsoft YaHei" w:hAnsi="Microsoft YaHei"/>
@@ -8621,22 +7333,6 @@
             <w:pPr>
               <w:spacing w:after="30" w:before="30"/>
             </w:pPr>
-          </w:p>
-        </w:tc>
-        <w:tc>
-          <w:tcPr>
-            <w:tcW w:type="dxa" w:w="2340"/>
-            <w:tcBorders>
-              <w:top w:val="single" w:color="BBBBBB" w:sz="1"/>
-              <w:left w:val="single" w:color="BBBBBB" w:sz="1"/>
-              <w:bottom w:val="single" w:color="BBBBBB" w:sz="1"/>
-              <w:right w:val="single" w:color="BBBBBB" w:sz="1"/>
-            </w:tcBorders>
-          </w:tcPr>
-          <w:p>
-            <w:pPr>
-              <w:spacing w:after="30" w:before="30"/>
-            </w:pPr>
             <w:r>
               <w:rPr>
                 <w:rFonts w:ascii="Microsoft YaHei" w:cs="Microsoft YaHei" w:eastAsia="Microsoft YaHei" w:hAnsi="Microsoft YaHei"/>
@@ -8676,7 +7372,7 @@
                 <w:sz w:val="21"/>
                 <w:szCs w:val="21"/>
               </w:rPr>
-              <w:t xml:space="preserve">9</w:t>
+              <w:t xml:space="preserve">6</w:t>
             </w:r>
           </w:p>
         </w:tc>
@@ -8730,22 +7426,6 @@
               </w:rPr>
               <w:t xml:space="preserve">Agent</w:t>
             </w:r>
-          </w:p>
-        </w:tc>
-        <w:tc>
-          <w:tcPr>
-            <w:tcW w:type="dxa" w:w="2340"/>
-            <w:tcBorders>
-              <w:top w:val="single" w:color="BBBBBB" w:sz="1"/>
-              <w:left w:val="single" w:color="BBBBBB" w:sz="1"/>
-              <w:bottom w:val="single" w:color="BBBBBB" w:sz="1"/>
-              <w:right w:val="single" w:color="BBBBBB" w:sz="1"/>
-            </w:tcBorders>
-          </w:tcPr>
-          <w:p>
-            <w:pPr>
-              <w:spacing w:after="30" w:before="30"/>
-            </w:pPr>
           </w:p>
         </w:tc>
         <w:tc>
@@ -8801,7 +7481,7 @@
                 <w:sz w:val="21"/>
                 <w:szCs w:val="21"/>
               </w:rPr>
-              <w:t xml:space="preserve">11</w:t>
+              <w:t xml:space="preserve">7</w:t>
             </w:r>
           </w:p>
         </w:tc>
@@ -8855,22 +7535,6 @@
               </w:rPr>
               <w:t xml:space="preserve">Agent</w:t>
             </w:r>
-          </w:p>
-        </w:tc>
-        <w:tc>
-          <w:tcPr>
-            <w:tcW w:type="dxa" w:w="2340"/>
-            <w:tcBorders>
-              <w:top w:val="single" w:color="BBBBBB" w:sz="1"/>
-              <w:left w:val="single" w:color="BBBBBB" w:sz="1"/>
-              <w:bottom w:val="single" w:color="BBBBBB" w:sz="1"/>
-              <w:right w:val="single" w:color="BBBBBB" w:sz="1"/>
-            </w:tcBorders>
-          </w:tcPr>
-          <w:p>
-            <w:pPr>
-              <w:spacing w:after="30" w:before="30"/>
-            </w:pPr>
           </w:p>
         </w:tc>
         <w:tc>
@@ -8926,7 +7590,7 @@
                 <w:sz w:val="21"/>
                 <w:szCs w:val="21"/>
               </w:rPr>
-              <w:t xml:space="preserve">12</w:t>
+              <w:t xml:space="preserve">8</w:t>
             </w:r>
           </w:p>
         </w:tc>
@@ -8980,22 +7644,6 @@
               </w:rPr>
               <w:t xml:space="preserve">Agent</w:t>
             </w:r>
-          </w:p>
-        </w:tc>
-        <w:tc>
-          <w:tcPr>
-            <w:tcW w:type="dxa" w:w="2340"/>
-            <w:tcBorders>
-              <w:top w:val="single" w:color="BBBBBB" w:sz="1"/>
-              <w:left w:val="single" w:color="BBBBBB" w:sz="1"/>
-              <w:bottom w:val="single" w:color="BBBBBB" w:sz="1"/>
-              <w:right w:val="single" w:color="BBBBBB" w:sz="1"/>
-            </w:tcBorders>
-          </w:tcPr>
-          <w:p>
-            <w:pPr>
-              <w:spacing w:after="30" w:before="30"/>
-            </w:pPr>
           </w:p>
         </w:tc>
         <w:tc>
@@ -9051,7 +7699,7 @@
                 <w:sz w:val="21"/>
                 <w:szCs w:val="21"/>
               </w:rPr>
-              <w:t xml:space="preserve">13</w:t>
+              <w:t xml:space="preserve">9</w:t>
             </w:r>
           </w:p>
         </w:tc>
@@ -9105,22 +7753,6 @@
               </w:rPr>
               <w:t xml:space="preserve">Prompt</w:t>
             </w:r>
-          </w:p>
-        </w:tc>
-        <w:tc>
-          <w:tcPr>
-            <w:tcW w:type="dxa" w:w="2340"/>
-            <w:tcBorders>
-              <w:top w:val="single" w:color="BBBBBB" w:sz="1"/>
-              <w:left w:val="single" w:color="BBBBBB" w:sz="1"/>
-              <w:bottom w:val="single" w:color="BBBBBB" w:sz="1"/>
-              <w:right w:val="single" w:color="BBBBBB" w:sz="1"/>
-            </w:tcBorders>
-          </w:tcPr>
-          <w:p>
-            <w:pPr>
-              <w:spacing w:after="30" w:before="30"/>
-            </w:pPr>
           </w:p>
         </w:tc>
         <w:tc>
@@ -9176,7 +7808,7 @@
                 <w:sz w:val="21"/>
                 <w:szCs w:val="21"/>
               </w:rPr>
-              <w:t xml:space="preserve">14</w:t>
+              <w:t xml:space="preserve">10</w:t>
             </w:r>
           </w:p>
         </w:tc>
@@ -9230,22 +7862,6 @@
               </w:rPr>
               <w:t xml:space="preserve">Prompt</w:t>
             </w:r>
-          </w:p>
-        </w:tc>
-        <w:tc>
-          <w:tcPr>
-            <w:tcW w:type="dxa" w:w="2340"/>
-            <w:tcBorders>
-              <w:top w:val="single" w:color="BBBBBB" w:sz="1"/>
-              <w:left w:val="single" w:color="BBBBBB" w:sz="1"/>
-              <w:bottom w:val="single" w:color="BBBBBB" w:sz="1"/>
-              <w:right w:val="single" w:color="BBBBBB" w:sz="1"/>
-            </w:tcBorders>
-          </w:tcPr>
-          <w:p>
-            <w:pPr>
-              <w:spacing w:after="30" w:before="30"/>
-            </w:pPr>
           </w:p>
         </w:tc>
         <w:tc>
@@ -9301,7 +7917,7 @@
                 <w:sz w:val="21"/>
                 <w:szCs w:val="21"/>
               </w:rPr>
-              <w:t xml:space="preserve">15</w:t>
+              <w:t xml:space="preserve">11</w:t>
             </w:r>
           </w:p>
         </w:tc>
@@ -9355,22 +7971,6 @@
               </w:rPr>
               <w:t xml:space="preserve">Prompt</w:t>
             </w:r>
-          </w:p>
-        </w:tc>
-        <w:tc>
-          <w:tcPr>
-            <w:tcW w:type="dxa" w:w="2340"/>
-            <w:tcBorders>
-              <w:top w:val="single" w:color="BBBBBB" w:sz="1"/>
-              <w:left w:val="single" w:color="BBBBBB" w:sz="1"/>
-              <w:bottom w:val="single" w:color="BBBBBB" w:sz="1"/>
-              <w:right w:val="single" w:color="BBBBBB" w:sz="1"/>
-            </w:tcBorders>
-          </w:tcPr>
-          <w:p>
-            <w:pPr>
-              <w:spacing w:after="30" w:before="30"/>
-            </w:pPr>
           </w:p>
         </w:tc>
         <w:tc>
@@ -9426,7 +8026,7 @@
                 <w:sz w:val="21"/>
                 <w:szCs w:val="21"/>
               </w:rPr>
-              <w:t xml:space="preserve">16</w:t>
+              <w:t xml:space="preserve">12</w:t>
             </w:r>
           </w:p>
         </w:tc>
@@ -9479,32 +8079,6 @@
                 <w:szCs w:val="21"/>
               </w:rPr>
               <w:t xml:space="preserve">数据预处理</w:t>
-            </w:r>
-          </w:p>
-        </w:tc>
-        <w:tc>
-          <w:tcPr>
-            <w:tcW w:type="dxa" w:w="2340"/>
-            <w:tcBorders>
-              <w:top w:val="single" w:color="BBBBBB" w:sz="1"/>
-              <w:left w:val="single" w:color="BBBBBB" w:sz="1"/>
-              <w:bottom w:val="single" w:color="BBBBBB" w:sz="1"/>
-              <w:right w:val="single" w:color="BBBBBB" w:sz="1"/>
-            </w:tcBorders>
-          </w:tcPr>
-          <w:p>
-            <w:pPr>
-              <w:spacing w:after="30" w:before="30"/>
-            </w:pPr>
-            <w:r>
-              <w:rPr>
-                <w:rFonts w:ascii="Microsoft YaHei" w:cs="Microsoft YaHei" w:eastAsia="Microsoft YaHei" w:hAnsi="Microsoft YaHei"/>
-                <w:b w:val="false"/>
-                <w:bCs w:val="false"/>
-                <w:sz w:val="21"/>
-                <w:szCs w:val="21"/>
-              </w:rPr>
-              <w:t xml:space="preserve">vl-eval</w:t>
             </w:r>
           </w:p>
         </w:tc>
@@ -9561,7 +8135,7 @@
                 <w:sz w:val="21"/>
                 <w:szCs w:val="21"/>
               </w:rPr>
-              <w:t xml:space="preserve">17</w:t>
+              <w:t xml:space="preserve">13</w:t>
             </w:r>
           </w:p>
         </w:tc>
@@ -9588,32 +8162,6 @@
                 <w:szCs w:val="21"/>
               </w:rPr>
               <w:t xml:space="preserve">Workbench 三栏调试</w:t>
-            </w:r>
-          </w:p>
-        </w:tc>
-        <w:tc>
-          <w:tcPr>
-            <w:tcW w:type="dxa" w:w="2340"/>
-            <w:tcBorders>
-              <w:top w:val="single" w:color="BBBBBB" w:sz="1"/>
-              <w:left w:val="single" w:color="BBBBBB" w:sz="1"/>
-              <w:bottom w:val="single" w:color="BBBBBB" w:sz="1"/>
-              <w:right w:val="single" w:color="BBBBBB" w:sz="1"/>
-            </w:tcBorders>
-          </w:tcPr>
-          <w:p>
-            <w:pPr>
-              <w:spacing w:after="30" w:before="30"/>
-            </w:pPr>
-            <w:r>
-              <w:rPr>
-                <w:rFonts w:ascii="Microsoft YaHei" w:cs="Microsoft YaHei" w:eastAsia="Microsoft YaHei" w:hAnsi="Microsoft YaHei"/>
-                <w:b w:val="false"/>
-                <w:bCs w:val="false"/>
-                <w:sz w:val="21"/>
-                <w:szCs w:val="21"/>
-              </w:rPr>
-              <w:t xml:space="preserve">Skill 平台</w:t>
             </w:r>
           </w:p>
         </w:tc>
@@ -9696,7 +8244,7 @@
                 <w:sz w:val="21"/>
                 <w:szCs w:val="21"/>
               </w:rPr>
-              <w:t xml:space="preserve">18</w:t>
+              <w:t xml:space="preserve">14</w:t>
             </w:r>
           </w:p>
         </w:tc>
@@ -9723,32 +8271,6 @@
                 <w:szCs w:val="21"/>
               </w:rPr>
               <w:t xml:space="preserve">HMAC 认证集成</w:t>
-            </w:r>
-          </w:p>
-        </w:tc>
-        <w:tc>
-          <w:tcPr>
-            <w:tcW w:type="dxa" w:w="2340"/>
-            <w:tcBorders>
-              <w:top w:val="single" w:color="BBBBBB" w:sz="1"/>
-              <w:left w:val="single" w:color="BBBBBB" w:sz="1"/>
-              <w:bottom w:val="single" w:color="BBBBBB" w:sz="1"/>
-              <w:right w:val="single" w:color="BBBBBB" w:sz="1"/>
-            </w:tcBorders>
-          </w:tcPr>
-          <w:p>
-            <w:pPr>
-              <w:spacing w:after="30" w:before="30"/>
-            </w:pPr>
-            <w:r>
-              <w:rPr>
-                <w:rFonts w:ascii="Microsoft YaHei" w:cs="Microsoft YaHei" w:eastAsia="Microsoft YaHei" w:hAnsi="Microsoft YaHei"/>
-                <w:b w:val="false"/>
-                <w:bCs w:val="false"/>
-                <w:sz w:val="21"/>
-                <w:szCs w:val="21"/>
-              </w:rPr>
-              <w:t xml:space="preserve">Skill 平台</w:t>
             </w:r>
           </w:p>
         </w:tc>
@@ -9831,7 +8353,7 @@
                 <w:sz w:val="21"/>
                 <w:szCs w:val="21"/>
               </w:rPr>
-              <w:t xml:space="preserve">19</w:t>
+              <w:t xml:space="preserve">15</w:t>
             </w:r>
           </w:p>
         </w:tc>
@@ -9858,32 +8380,6 @@
                 <w:szCs w:val="21"/>
               </w:rPr>
               <w:t xml:space="preserve">SSE delta patch</w:t>
-            </w:r>
-          </w:p>
-        </w:tc>
-        <w:tc>
-          <w:tcPr>
-            <w:tcW w:type="dxa" w:w="2340"/>
-            <w:tcBorders>
-              <w:top w:val="single" w:color="BBBBBB" w:sz="1"/>
-              <w:left w:val="single" w:color="BBBBBB" w:sz="1"/>
-              <w:bottom w:val="single" w:color="BBBBBB" w:sz="1"/>
-              <w:right w:val="single" w:color="BBBBBB" w:sz="1"/>
-            </w:tcBorders>
-          </w:tcPr>
-          <w:p>
-            <w:pPr>
-              <w:spacing w:after="30" w:before="30"/>
-            </w:pPr>
-            <w:r>
-              <w:rPr>
-                <w:rFonts w:ascii="Microsoft YaHei" w:cs="Microsoft YaHei" w:eastAsia="Microsoft YaHei" w:hAnsi="Microsoft YaHei"/>
-                <w:b w:val="false"/>
-                <w:bCs w:val="false"/>
-                <w:sz w:val="21"/>
-                <w:szCs w:val="21"/>
-              </w:rPr>
-              <w:t xml:space="preserve">Skill 平台</w:t>
             </w:r>
           </w:p>
         </w:tc>
@@ -9973,7 +8469,7 @@
           <wp:inline distT="0" distB="0" distL="0" distR="0">
             <wp:extent cx="5143500" cy="4086225"/>
             <wp:effectExtent t="0" r="0" b="0" l="0"/>
-            <wp:docPr id="1" name="m03_2.png" descr="m03_2.png" title="m03_2.png"/>
+            <wp:docPr id="1" name="m2.png" descr="m2.png" title="m2.png"/>
             <wp:cNvGraphicFramePr>
               <a:graphicFrameLocks xmlns:a="http://schemas.openxmlformats.org/drawingml/2006/main" noChangeAspect="1"/>
             </wp:cNvGraphicFramePr>
